--- a/dev/checklists/gov_admin/校本校務行政政策文件要求清單_DRAFT.docx
+++ b/dev/checklists/gov_admin/校本校務行政政策文件要求清單_DRAFT.docx
@@ -241,7 +241,7 @@
             </w:tcMar>
           </w:tcPr>
           <w:p>
-            <w:hyperlink w:history="1" r:id="rIdwk3fk-merupzdn61mlw3i">
+            <w:hyperlink w:history="1" r:id="rIdz1yjfj5eec-dna48ni29p">
               <w:r>
                 <w:rPr>
                   <w:rStyle w:val="Hyperlink"/>
@@ -327,7 +327,7 @@
             </w:tcMar>
           </w:tcPr>
           <w:p>
-            <w:hyperlink w:history="1" r:id="rId05kiy5f_s1xjx1olczakb">
+            <w:hyperlink w:history="1" r:id="rIdkk85gmqzsyzsam5lxfqvk">
               <w:r>
                 <w:rPr>
                   <w:rStyle w:val="Hyperlink"/>
@@ -413,7 +413,7 @@
             </w:tcMar>
           </w:tcPr>
           <w:p>
-            <w:hyperlink w:history="1" r:id="rIdse46ipmy-rsoonmp6q94o">
+            <w:hyperlink w:history="1" r:id="rIdiy9k6w_wabrb_flkls9yt">
               <w:r>
                 <w:rPr>
                   <w:rStyle w:val="Hyperlink"/>
@@ -499,7 +499,7 @@
             </w:tcMar>
           </w:tcPr>
           <w:p>
-            <w:hyperlink w:history="1" r:id="rIdj6zsqpegnwtppfrspi0a5">
+            <w:hyperlink w:history="1" r:id="rIdvg4bmthmjnb1hb9purxvx">
               <w:r>
                 <w:rPr>
                   <w:rStyle w:val="Hyperlink"/>
@@ -585,7 +585,7 @@
             </w:tcMar>
           </w:tcPr>
           <w:p>
-            <w:hyperlink w:history="1" r:id="rId7bybyjbhtaajbnqibd3zi">
+            <w:hyperlink w:history="1" r:id="rIdrc4rv5waitzyo_daqf7bl">
               <w:r>
                 <w:rPr>
                   <w:rStyle w:val="Hyperlink"/>
@@ -671,7 +671,7 @@
             </w:tcMar>
           </w:tcPr>
           <w:p>
-            <w:hyperlink w:history="1" r:id="rIdsxpha8j2krop99ngdxwiv">
+            <w:hyperlink w:history="1" r:id="rId7v15-qnzwuck7we89e-mn">
               <w:r>
                 <w:rPr>
                   <w:rStyle w:val="Hyperlink"/>
@@ -757,7 +757,7 @@
             </w:tcMar>
           </w:tcPr>
           <w:p>
-            <w:hyperlink w:history="1" r:id="rIdcfnit2tyim76bcdhmovah">
+            <w:hyperlink w:history="1" r:id="rIduprxskwwyvjlk29llzlmh">
               <w:r>
                 <w:rPr>
                   <w:rStyle w:val="Hyperlink"/>
@@ -843,7 +843,7 @@
             </w:tcMar>
           </w:tcPr>
           <w:p>
-            <w:hyperlink w:history="1" r:id="rId0qow9d5dk9h7rbjymv1nh">
+            <w:hyperlink w:history="1" r:id="rIdkieybgere_ldt8yz3g9cs">
               <w:r>
                 <w:rPr>
                   <w:rStyle w:val="Hyperlink"/>
@@ -929,7 +929,7 @@
             </w:tcMar>
           </w:tcPr>
           <w:p>
-            <w:hyperlink w:history="1" r:id="rIdojzyt0zudekr1dvzk6rrj">
+            <w:hyperlink w:history="1" r:id="rIdqr5gjceer8cxaizxzshsl">
               <w:r>
                 <w:rPr>
                   <w:rStyle w:val="Hyperlink"/>
@@ -1015,7 +1015,7 @@
             </w:tcMar>
           </w:tcPr>
           <w:p>
-            <w:hyperlink w:history="1" r:id="rIdqcnbk5vnmei-wfrcffjhs">
+            <w:hyperlink w:history="1" r:id="rIdzien6wl3xh37e3vrafvnt">
               <w:r>
                 <w:rPr>
                   <w:rStyle w:val="Hyperlink"/>
@@ -1101,7 +1101,7 @@
             </w:tcMar>
           </w:tcPr>
           <w:p>
-            <w:hyperlink w:history="1" r:id="rIdacolrlmrvv-3g3bfh1eti">
+            <w:hyperlink w:history="1" r:id="rIdeynt-post9mzi7fff2pft">
               <w:r>
                 <w:rPr>
                   <w:rStyle w:val="Hyperlink"/>
@@ -1187,7 +1187,7 @@
             </w:tcMar>
           </w:tcPr>
           <w:p>
-            <w:hyperlink w:history="1" r:id="rId0ojeizt6akjeyfmrw90ki">
+            <w:hyperlink w:history="1" r:id="rIdvfct4rfcup6n-okrzlgyp">
               <w:r>
                 <w:rPr>
                   <w:rStyle w:val="Hyperlink"/>
@@ -2569,7 +2569,7 @@
         </w:rPr>
         <w:t xml:space="preserve">出處：</w:t>
       </w:r>
-      <w:hyperlink w:history="1" r:id="rIdf33mutxjo4ddkww1b0snk">
+      <w:hyperlink w:history="1" r:id="rIdu1woa3kpgkllevpaskt7t">
         <w:r>
           <w:rPr>
             <w:rStyle w:val="Hyperlink"/>
@@ -2645,7 +2645,7 @@
         </w:rPr>
         <w:t xml:space="preserve">出處：</w:t>
       </w:r>
-      <w:hyperlink w:history="1" r:id="rIda07w589clyvwzjcvpn6v6">
+      <w:hyperlink w:history="1" r:id="rIdoevw6njd5b7ori2ulrikq">
         <w:r>
           <w:rPr>
             <w:rStyle w:val="Hyperlink"/>
@@ -2721,7 +2721,7 @@
         </w:rPr>
         <w:t xml:space="preserve">出處：</w:t>
       </w:r>
-      <w:hyperlink w:history="1" r:id="rIdg2lzzf2as79extbphvxpp">
+      <w:hyperlink w:history="1" r:id="rIdyhw4ovk66iwvhlu73aff3">
         <w:r>
           <w:rPr>
             <w:rStyle w:val="Hyperlink"/>
@@ -2797,7 +2797,7 @@
         </w:rPr>
         <w:t xml:space="preserve">出處：</w:t>
       </w:r>
-      <w:hyperlink w:history="1" r:id="rIddyioune9sqbtetnapk_ns">
+      <w:hyperlink w:history="1" r:id="rId55rneeztqq5adzm9mh1qb">
         <w:r>
           <w:rPr>
             <w:rStyle w:val="Hyperlink"/>
@@ -2873,7 +2873,7 @@
         </w:rPr>
         <w:t xml:space="preserve">出處：</w:t>
       </w:r>
-      <w:hyperlink w:history="1" r:id="rIdxqwx7z8y5iz4dxodwoxgc">
+      <w:hyperlink w:history="1" r:id="rIdkhadg6svxihgiijajxsyl">
         <w:r>
           <w:rPr>
             <w:rStyle w:val="Hyperlink"/>
@@ -2949,7 +2949,7 @@
         </w:rPr>
         <w:t xml:space="preserve">出處：</w:t>
       </w:r>
-      <w:hyperlink w:history="1" r:id="rIdoy9ilbqo6a5jsor4dmdde">
+      <w:hyperlink w:history="1" r:id="rId4ybq7jlc-zuaqv1_zdizb">
         <w:r>
           <w:rPr>
             <w:rStyle w:val="Hyperlink"/>
@@ -3025,7 +3025,7 @@
         </w:rPr>
         <w:t xml:space="preserve">出處：</w:t>
       </w:r>
-      <w:hyperlink w:history="1" r:id="rIdvv4pobukieema4n-shuuc">
+      <w:hyperlink w:history="1" r:id="rIdmidjt_mcf7lymlmnrgatt">
         <w:r>
           <w:rPr>
             <w:rStyle w:val="Hyperlink"/>
@@ -3101,7 +3101,7 @@
         </w:rPr>
         <w:t xml:space="preserve">出處：</w:t>
       </w:r>
-      <w:hyperlink w:history="1" r:id="rIdnknzerc2xuieza5fsnjiy">
+      <w:hyperlink w:history="1" r:id="rIdwtpjuxkfaay5dnpsisjht">
         <w:r>
           <w:rPr>
             <w:rStyle w:val="Hyperlink"/>
@@ -3177,7 +3177,7 @@
         </w:rPr>
         <w:t xml:space="preserve">出處：</w:t>
       </w:r>
-      <w:hyperlink w:history="1" r:id="rIddd9pnu9zvwedr0y88p0eo">
+      <w:hyperlink w:history="1" r:id="rIduayuo1gb_jnjtmbbavtia">
         <w:r>
           <w:rPr>
             <w:rStyle w:val="Hyperlink"/>
@@ -3253,7 +3253,7 @@
         </w:rPr>
         <w:t xml:space="preserve">出處：</w:t>
       </w:r>
-      <w:hyperlink w:history="1" r:id="rId0otclcqhsofk_uxmamvpu">
+      <w:hyperlink w:history="1" r:id="rIdckqo_eynkljkbvvsxpocl">
         <w:r>
           <w:rPr>
             <w:rStyle w:val="Hyperlink"/>
@@ -3329,7 +3329,7 @@
         </w:rPr>
         <w:t xml:space="preserve">出處：</w:t>
       </w:r>
-      <w:hyperlink w:history="1" r:id="rIdhlobl6i9r4qbyjhfobdo0">
+      <w:hyperlink w:history="1" r:id="rId2rcugpfesqkugqm3j7_x3">
         <w:r>
           <w:rPr>
             <w:rStyle w:val="Hyperlink"/>
@@ -3405,7 +3405,7 @@
         </w:rPr>
         <w:t xml:space="preserve">出處：</w:t>
       </w:r>
-      <w:hyperlink w:history="1" r:id="rIdoyvaicyrsgyoqx9molqoz">
+      <w:hyperlink w:history="1" r:id="rIdli8n3cdid5y6luijhpf8j">
         <w:r>
           <w:rPr>
             <w:rStyle w:val="Hyperlink"/>
@@ -3481,7 +3481,7 @@
         </w:rPr>
         <w:t xml:space="preserve">出處：</w:t>
       </w:r>
-      <w:hyperlink w:history="1" r:id="rIdyarptvo0iewbchyc2vysh">
+      <w:hyperlink w:history="1" r:id="rIdc6vxctxsbipg3d-jzknts">
         <w:r>
           <w:rPr>
             <w:rStyle w:val="Hyperlink"/>
@@ -3557,7 +3557,7 @@
         </w:rPr>
         <w:t xml:space="preserve">出處：</w:t>
       </w:r>
-      <w:hyperlink w:history="1" r:id="rIdkslcimbxked0pa5t_onee">
+      <w:hyperlink w:history="1" r:id="rIdq1ckhuxi7fligx_ip-klf">
         <w:r>
           <w:rPr>
             <w:rStyle w:val="Hyperlink"/>
@@ -3633,7 +3633,7 @@
         </w:rPr>
         <w:t xml:space="preserve">出處：</w:t>
       </w:r>
-      <w:hyperlink w:history="1" r:id="rIddy1qs_mu9afsblad4uwpt">
+      <w:hyperlink w:history="1" r:id="rIdotgp76demtcwnsgclycvo">
         <w:r>
           <w:rPr>
             <w:rStyle w:val="Hyperlink"/>
@@ -3709,7 +3709,7 @@
         </w:rPr>
         <w:t xml:space="preserve">出處：</w:t>
       </w:r>
-      <w:hyperlink w:history="1" r:id="rId58hzto18o9-tbohbnozb7">
+      <w:hyperlink w:history="1" r:id="rIda0usdhq1rn9swvth4xnkz">
         <w:r>
           <w:rPr>
             <w:rStyle w:val="Hyperlink"/>
@@ -3785,7 +3785,7 @@
         </w:rPr>
         <w:t xml:space="preserve">出處：</w:t>
       </w:r>
-      <w:hyperlink w:history="1" r:id="rIdmw3hngpk3y0fjwmxxkogd">
+      <w:hyperlink w:history="1" r:id="rIdnh7g07atepbrxk_xfeds0">
         <w:r>
           <w:rPr>
             <w:rStyle w:val="Hyperlink"/>
@@ -3861,7 +3861,7 @@
         </w:rPr>
         <w:t xml:space="preserve">出處：</w:t>
       </w:r>
-      <w:hyperlink w:history="1" r:id="rIddxifa-xwohvbwn8dhs-9t">
+      <w:hyperlink w:history="1" r:id="rIdwuv1pfse9rcpgefaejkr7">
         <w:r>
           <w:rPr>
             <w:rStyle w:val="Hyperlink"/>
@@ -3937,7 +3937,7 @@
         </w:rPr>
         <w:t xml:space="preserve">出處：</w:t>
       </w:r>
-      <w:hyperlink w:history="1" r:id="rIdsppbjmznwsqgy4iybalkx">
+      <w:hyperlink w:history="1" r:id="rIdqgham_-yb1v8ak6hewlzr">
         <w:r>
           <w:rPr>
             <w:rStyle w:val="Hyperlink"/>
@@ -4013,7 +4013,7 @@
         </w:rPr>
         <w:t xml:space="preserve">出處：</w:t>
       </w:r>
-      <w:hyperlink w:history="1" r:id="rId5vuzhnx-neyp3hbjyskvt">
+      <w:hyperlink w:history="1" r:id="rIdtffpgtjl6-xxd7az74rso">
         <w:r>
           <w:rPr>
             <w:rStyle w:val="Hyperlink"/>
@@ -4089,7 +4089,7 @@
         </w:rPr>
         <w:t xml:space="preserve">出處：</w:t>
       </w:r>
-      <w:hyperlink w:history="1" r:id="rIdkqknrqwvu2auj20dffptm">
+      <w:hyperlink w:history="1" r:id="rIdo8dkpxd5ssosyvvrzvtk8">
         <w:r>
           <w:rPr>
             <w:rStyle w:val="Hyperlink"/>
@@ -4165,7 +4165,7 @@
         </w:rPr>
         <w:t xml:space="preserve">出處：</w:t>
       </w:r>
-      <w:hyperlink w:history="1" r:id="rIduvjvgj_u0jjgtgrurtljr">
+      <w:hyperlink w:history="1" r:id="rIdkjjjlqi6q7moi1qxba8vf">
         <w:r>
           <w:rPr>
             <w:rStyle w:val="Hyperlink"/>
@@ -4241,7 +4241,7 @@
         </w:rPr>
         <w:t xml:space="preserve">出處：</w:t>
       </w:r>
-      <w:hyperlink w:history="1" r:id="rIdvqluuh5_tnpcja99grllf">
+      <w:hyperlink w:history="1" r:id="rIdsgrjbbalyv3ekhx2o0hv_">
         <w:r>
           <w:rPr>
             <w:rStyle w:val="Hyperlink"/>
@@ -4317,7 +4317,7 @@
         </w:rPr>
         <w:t xml:space="preserve">出處：</w:t>
       </w:r>
-      <w:hyperlink w:history="1" r:id="rId_i0ul2d9wuzuzpayyksik">
+      <w:hyperlink w:history="1" r:id="rIdfu-kyzkseaympitxj12ci">
         <w:r>
           <w:rPr>
             <w:rStyle w:val="Hyperlink"/>
@@ -4393,7 +4393,7 @@
         </w:rPr>
         <w:t xml:space="preserve">出處：</w:t>
       </w:r>
-      <w:hyperlink w:history="1" r:id="rIdyjlv6mkfiueuhhqto__e6">
+      <w:hyperlink w:history="1" r:id="rIdu1vki1ykwmtija4dedwoc">
         <w:r>
           <w:rPr>
             <w:rStyle w:val="Hyperlink"/>
@@ -4469,7 +4469,7 @@
         </w:rPr>
         <w:t xml:space="preserve">出處：</w:t>
       </w:r>
-      <w:hyperlink w:history="1" r:id="rIdavahdfbcz1xecfgunvqha">
+      <w:hyperlink w:history="1" r:id="rIdztml0p5m9iftesg16c1gv">
         <w:r>
           <w:rPr>
             <w:rStyle w:val="Hyperlink"/>
@@ -4545,7 +4545,7 @@
         </w:rPr>
         <w:t xml:space="preserve">出處：</w:t>
       </w:r>
-      <w:hyperlink w:history="1" r:id="rIdkblvhb5tmz00y88-v-sbz">
+      <w:hyperlink w:history="1" r:id="rIdwgyx0l2mcyejmiozbf8rw">
         <w:r>
           <w:rPr>
             <w:rStyle w:val="Hyperlink"/>
@@ -4621,7 +4621,7 @@
         </w:rPr>
         <w:t xml:space="preserve">出處：</w:t>
       </w:r>
-      <w:hyperlink w:history="1" r:id="rIddjhgg1oqaacnaepfxcmf3">
+      <w:hyperlink w:history="1" r:id="rId8axqzpnqfhivhhouuhd55">
         <w:r>
           <w:rPr>
             <w:rStyle w:val="Hyperlink"/>
@@ -4697,7 +4697,7 @@
         </w:rPr>
         <w:t xml:space="preserve">出處：</w:t>
       </w:r>
-      <w:hyperlink w:history="1" r:id="rIdqiesrr6qmxdgkhq6sobij">
+      <w:hyperlink w:history="1" r:id="rId1n554ttpwuedsgz7rv0cg">
         <w:r>
           <w:rPr>
             <w:rStyle w:val="Hyperlink"/>
@@ -4773,7 +4773,7 @@
         </w:rPr>
         <w:t xml:space="preserve">出處：</w:t>
       </w:r>
-      <w:hyperlink w:history="1" r:id="rIdh2xad8_vv1z12xzln7afj">
+      <w:hyperlink w:history="1" r:id="rIdgoxvvvhwv5tzetetmj7gw">
         <w:r>
           <w:rPr>
             <w:rStyle w:val="Hyperlink"/>
@@ -4849,7 +4849,7 @@
         </w:rPr>
         <w:t xml:space="preserve">出處：</w:t>
       </w:r>
-      <w:hyperlink w:history="1" r:id="rIdmvvhruw4tvp0chvyr7ifz">
+      <w:hyperlink w:history="1" r:id="rIdtsgxcex06hk8lyplwuxu2">
         <w:r>
           <w:rPr>
             <w:rStyle w:val="Hyperlink"/>
@@ -4925,7 +4925,7 @@
         </w:rPr>
         <w:t xml:space="preserve">出處：</w:t>
       </w:r>
-      <w:hyperlink w:history="1" r:id="rIdiyeowqjmilhvxr84kfruh">
+      <w:hyperlink w:history="1" r:id="rIdjy5bsih-na1pobywk81b3">
         <w:r>
           <w:rPr>
             <w:rStyle w:val="Hyperlink"/>
@@ -5001,7 +5001,7 @@
         </w:rPr>
         <w:t xml:space="preserve">出處：</w:t>
       </w:r>
-      <w:hyperlink w:history="1" r:id="rIdreu9ocfti9u8nk73pvy7z">
+      <w:hyperlink w:history="1" r:id="rIdywn3x8yl51dwvw4io3ykl">
         <w:r>
           <w:rPr>
             <w:rStyle w:val="Hyperlink"/>
@@ -5077,7 +5077,7 @@
         </w:rPr>
         <w:t xml:space="preserve">出處：</w:t>
       </w:r>
-      <w:hyperlink w:history="1" r:id="rIdt08_2y5twl59-wn4ljjb8">
+      <w:hyperlink w:history="1" r:id="rIdyeauiicdnx4gioerp-p_-">
         <w:r>
           <w:rPr>
             <w:rStyle w:val="Hyperlink"/>
@@ -5169,7 +5169,7 @@
         </w:rPr>
         <w:t xml:space="preserve">出處：</w:t>
       </w:r>
-      <w:hyperlink w:history="1" r:id="rIdrkgo49omh1j2mgixtluam">
+      <w:hyperlink w:history="1" r:id="rId_lvu_0qtyuunakxgsnfqs">
         <w:r>
           <w:rPr>
             <w:rStyle w:val="Hyperlink"/>
@@ -5245,7 +5245,7 @@
         </w:rPr>
         <w:t xml:space="preserve">出處：</w:t>
       </w:r>
-      <w:hyperlink w:history="1" r:id="rIdvpa_afncfknq3948cbxyx">
+      <w:hyperlink w:history="1" r:id="rIdgbn8lmidibkmnbexcpyot">
         <w:r>
           <w:rPr>
             <w:rStyle w:val="Hyperlink"/>
@@ -5321,7 +5321,7 @@
         </w:rPr>
         <w:t xml:space="preserve">出處：</w:t>
       </w:r>
-      <w:hyperlink w:history="1" r:id="rIdwhkiwyjegm3u1owl1vmox">
+      <w:hyperlink w:history="1" r:id="rId-jc724mvt7uvvx8ogfwt6">
         <w:r>
           <w:rPr>
             <w:rStyle w:val="Hyperlink"/>
@@ -5397,7 +5397,7 @@
         </w:rPr>
         <w:t xml:space="preserve">出處：</w:t>
       </w:r>
-      <w:hyperlink w:history="1" r:id="rIdljhh1b8qdus993uio-dpz">
+      <w:hyperlink w:history="1" r:id="rId7y-tm5oe-q27dqseitwhy">
         <w:r>
           <w:rPr>
             <w:rStyle w:val="Hyperlink"/>
@@ -5473,7 +5473,7 @@
         </w:rPr>
         <w:t xml:space="preserve">出處：</w:t>
       </w:r>
-      <w:hyperlink w:history="1" r:id="rIdka7mgkhix2segpc4tinic">
+      <w:hyperlink w:history="1" r:id="rIdexmwkgrwcakywc4ekreqc">
         <w:r>
           <w:rPr>
             <w:rStyle w:val="Hyperlink"/>
@@ -5549,7 +5549,7 @@
         </w:rPr>
         <w:t xml:space="preserve">出處：</w:t>
       </w:r>
-      <w:hyperlink w:history="1" r:id="rIdrvmf0t3ndmusvxchhdt_w">
+      <w:hyperlink w:history="1" r:id="rIdrbehh-jm9mddmjhnmh81z">
         <w:r>
           <w:rPr>
             <w:rStyle w:val="Hyperlink"/>
@@ -5625,7 +5625,7 @@
         </w:rPr>
         <w:t xml:space="preserve">出處：</w:t>
       </w:r>
-      <w:hyperlink w:history="1" r:id="rIda7hg9cnw6mhcfam4pp3cj">
+      <w:hyperlink w:history="1" r:id="rIdnl5y88mxe_yslnuwmwnar">
         <w:r>
           <w:rPr>
             <w:rStyle w:val="Hyperlink"/>
@@ -5701,7 +5701,7 @@
         </w:rPr>
         <w:t xml:space="preserve">出處：</w:t>
       </w:r>
-      <w:hyperlink w:history="1" r:id="rIdkve4nmmlimcqcckvjnsjp">
+      <w:hyperlink w:history="1" r:id="rId7fnufqy2hp5hvsvsrq_v8">
         <w:r>
           <w:rPr>
             <w:rStyle w:val="Hyperlink"/>
@@ -5777,7 +5777,7 @@
         </w:rPr>
         <w:t xml:space="preserve">出處：</w:t>
       </w:r>
-      <w:hyperlink w:history="1" r:id="rIder94wxltijo3moadd2ols">
+      <w:hyperlink w:history="1" r:id="rIdcxdnpqsd_ltllhhtgp2ul">
         <w:r>
           <w:rPr>
             <w:rStyle w:val="Hyperlink"/>
@@ -5853,7 +5853,7 @@
         </w:rPr>
         <w:t xml:space="preserve">出處：</w:t>
       </w:r>
-      <w:hyperlink w:history="1" r:id="rIdynmxdlkctmgmknd5bmgk-">
+      <w:hyperlink w:history="1" r:id="rIdsbc9gkkecjndjprfrnj-i">
         <w:r>
           <w:rPr>
             <w:rStyle w:val="Hyperlink"/>
@@ -5929,7 +5929,7 @@
         </w:rPr>
         <w:t xml:space="preserve">出處：</w:t>
       </w:r>
-      <w:hyperlink w:history="1" r:id="rId-dmkxlv9muofopv_vr0ge">
+      <w:hyperlink w:history="1" r:id="rIdw31j6qvfqjuzlcabgp0i3">
         <w:r>
           <w:rPr>
             <w:rStyle w:val="Hyperlink"/>
@@ -6005,7 +6005,7 @@
         </w:rPr>
         <w:t xml:space="preserve">出處：</w:t>
       </w:r>
-      <w:hyperlink w:history="1" r:id="rIdli3s1hwpkeihixnnu2mdu">
+      <w:hyperlink w:history="1" r:id="rIdkrrwuutlw2qmm8ogwufhk">
         <w:r>
           <w:rPr>
             <w:rStyle w:val="Hyperlink"/>
@@ -6081,7 +6081,7 @@
         </w:rPr>
         <w:t xml:space="preserve">出處：</w:t>
       </w:r>
-      <w:hyperlink w:history="1" r:id="rIdfqoobtac8ypjfs9nrf4hv">
+      <w:hyperlink w:history="1" r:id="rId-zihre8yslxa2k_ityqx1">
         <w:r>
           <w:rPr>
             <w:rStyle w:val="Hyperlink"/>
@@ -6157,7 +6157,7 @@
         </w:rPr>
         <w:t xml:space="preserve">出處：</w:t>
       </w:r>
-      <w:hyperlink w:history="1" r:id="rIdqfediaylwzkvkdnd1_-mt">
+      <w:hyperlink w:history="1" r:id="rIdvw3k4xkrntmstlcw1mlts">
         <w:r>
           <w:rPr>
             <w:rStyle w:val="Hyperlink"/>
@@ -6233,7 +6233,7 @@
         </w:rPr>
         <w:t xml:space="preserve">出處：</w:t>
       </w:r>
-      <w:hyperlink w:history="1" r:id="rIdels1jtsdw1gy4i2bjrveq">
+      <w:hyperlink w:history="1" r:id="rId7xuxnr0aibsnuylylasbd">
         <w:r>
           <w:rPr>
             <w:rStyle w:val="Hyperlink"/>
@@ -6325,7 +6325,7 @@
         </w:rPr>
         <w:t xml:space="preserve">出處：</w:t>
       </w:r>
-      <w:hyperlink w:history="1" r:id="rIdeqricvm9jiulr85wroloq">
+      <w:hyperlink w:history="1" r:id="rId61qarmrv0upuak1d3d_jr">
         <w:r>
           <w:rPr>
             <w:rStyle w:val="Hyperlink"/>
@@ -6401,7 +6401,7 @@
         </w:rPr>
         <w:t xml:space="preserve">出處：</w:t>
       </w:r>
-      <w:hyperlink w:history="1" r:id="rId22eatzbb9a4-ysjjskdis">
+      <w:hyperlink w:history="1" r:id="rIdpv-pepygm9j3z_0tafhxd">
         <w:r>
           <w:rPr>
             <w:rStyle w:val="Hyperlink"/>
@@ -6477,7 +6477,7 @@
         </w:rPr>
         <w:t xml:space="preserve">出處：</w:t>
       </w:r>
-      <w:hyperlink w:history="1" r:id="rIduabhaxqx12abx3ukz7csw">
+      <w:hyperlink w:history="1" r:id="rIdxiryaza2oaftnzkpvgev3">
         <w:r>
           <w:rPr>
             <w:rStyle w:val="Hyperlink"/>
@@ -6553,7 +6553,7 @@
         </w:rPr>
         <w:t xml:space="preserve">出處：</w:t>
       </w:r>
-      <w:hyperlink w:history="1" r:id="rIdpk5um9qnmr5i5jc3nzudt">
+      <w:hyperlink w:history="1" r:id="rId0tpz3nvrvskklsl4vc8xi">
         <w:r>
           <w:rPr>
             <w:rStyle w:val="Hyperlink"/>
@@ -6629,7 +6629,7 @@
         </w:rPr>
         <w:t xml:space="preserve">出處：</w:t>
       </w:r>
-      <w:hyperlink w:history="1" r:id="rIdx1xd73lxsvjj7sd6uznpy">
+      <w:hyperlink w:history="1" r:id="rIdhftcapq9fnuro64zzi2mh">
         <w:r>
           <w:rPr>
             <w:rStyle w:val="Hyperlink"/>
@@ -6705,7 +6705,7 @@
         </w:rPr>
         <w:t xml:space="preserve">出處：</w:t>
       </w:r>
-      <w:hyperlink w:history="1" r:id="rIdqzaqcus01m-uczraqbodd">
+      <w:hyperlink w:history="1" r:id="rId7oefipkggr1ugzh0klkmh">
         <w:r>
           <w:rPr>
             <w:rStyle w:val="Hyperlink"/>
@@ -6781,7 +6781,7 @@
         </w:rPr>
         <w:t xml:space="preserve">出處：</w:t>
       </w:r>
-      <w:hyperlink w:history="1" r:id="rIdduq7rpbzitxszshtup89g">
+      <w:hyperlink w:history="1" r:id="rIda37wgdsqzdxlr-2ah-isi">
         <w:r>
           <w:rPr>
             <w:rStyle w:val="Hyperlink"/>
@@ -6857,7 +6857,7 @@
         </w:rPr>
         <w:t xml:space="preserve">出處：</w:t>
       </w:r>
-      <w:hyperlink w:history="1" r:id="rIdsgqgnr1a1jeqobaf65w8r">
+      <w:hyperlink w:history="1" r:id="rIdhpzyfmclik7t9mch-gaqh">
         <w:r>
           <w:rPr>
             <w:rStyle w:val="Hyperlink"/>
@@ -6933,7 +6933,7 @@
         </w:rPr>
         <w:t xml:space="preserve">出處：</w:t>
       </w:r>
-      <w:hyperlink w:history="1" r:id="rIdkzunnljt1pzjq7aupziua">
+      <w:hyperlink w:history="1" r:id="rIdtoj0e0ibnyg6f3mbjloyk">
         <w:r>
           <w:rPr>
             <w:rStyle w:val="Hyperlink"/>
@@ -7009,7 +7009,7 @@
         </w:rPr>
         <w:t xml:space="preserve">出處：</w:t>
       </w:r>
-      <w:hyperlink w:history="1" r:id="rIdesot-fio8ccofio0ty_qz">
+      <w:hyperlink w:history="1" r:id="rIdnokb_nbh-iveyzjie1fip">
         <w:r>
           <w:rPr>
             <w:rStyle w:val="Hyperlink"/>
@@ -7085,7 +7085,7 @@
         </w:rPr>
         <w:t xml:space="preserve">出處：</w:t>
       </w:r>
-      <w:hyperlink w:history="1" r:id="rId3pqd82mts5zqsfuak9sho">
+      <w:hyperlink w:history="1" r:id="rIddt_1tvwlblnx5kkouakho">
         <w:r>
           <w:rPr>
             <w:rStyle w:val="Hyperlink"/>
@@ -7161,7 +7161,7 @@
         </w:rPr>
         <w:t xml:space="preserve">出處：</w:t>
       </w:r>
-      <w:hyperlink w:history="1" r:id="rId6vgro0dty5ynof2zmcj1e">
+      <w:hyperlink w:history="1" r:id="rIdc7smhkoixzkx7ze3t_he7">
         <w:r>
           <w:rPr>
             <w:rStyle w:val="Hyperlink"/>
@@ -7237,7 +7237,7 @@
         </w:rPr>
         <w:t xml:space="preserve">出處：</w:t>
       </w:r>
-      <w:hyperlink w:history="1" r:id="rIdztywbpkyjwointi7dyurn">
+      <w:hyperlink w:history="1" r:id="rId9ysjjxdsfhyc02qkxfqeb">
         <w:r>
           <w:rPr>
             <w:rStyle w:val="Hyperlink"/>
@@ -7313,7 +7313,7 @@
         </w:rPr>
         <w:t xml:space="preserve">出處：</w:t>
       </w:r>
-      <w:hyperlink w:history="1" r:id="rIdjizicx4qckqxt0em36vj1">
+      <w:hyperlink w:history="1" r:id="rIdawbltituwaz2ano1iyomi">
         <w:r>
           <w:rPr>
             <w:rStyle w:val="Hyperlink"/>
@@ -7389,7 +7389,7 @@
         </w:rPr>
         <w:t xml:space="preserve">出處：</w:t>
       </w:r>
-      <w:hyperlink w:history="1" r:id="rIdp72efxkb7kout0hw3ky5w">
+      <w:hyperlink w:history="1" r:id="rIdbembm3yjfgrgqkyvolgrt">
         <w:r>
           <w:rPr>
             <w:rStyle w:val="Hyperlink"/>
@@ -7465,7 +7465,7 @@
         </w:rPr>
         <w:t xml:space="preserve">出處：</w:t>
       </w:r>
-      <w:hyperlink w:history="1" r:id="rIdphddvt8um1zcaqj9cgesn">
+      <w:hyperlink w:history="1" r:id="rIdwb4hoiiluri6x3_dxjpzd">
         <w:r>
           <w:rPr>
             <w:rStyle w:val="Hyperlink"/>
@@ -7541,7 +7541,7 @@
         </w:rPr>
         <w:t xml:space="preserve">出處：</w:t>
       </w:r>
-      <w:hyperlink w:history="1" r:id="rId244qn-yy3-rogcung-ldv">
+      <w:hyperlink w:history="1" r:id="rIdfa6vtftfarjebtyrerqd4">
         <w:r>
           <w:rPr>
             <w:rStyle w:val="Hyperlink"/>
@@ -7617,7 +7617,7 @@
         </w:rPr>
         <w:t xml:space="preserve">出處：</w:t>
       </w:r>
-      <w:hyperlink w:history="1" r:id="rId4qok4xny5uf_gsujs0utc">
+      <w:hyperlink w:history="1" r:id="rIdluu6zy18yeu7rmvrlkdhn">
         <w:r>
           <w:rPr>
             <w:rStyle w:val="Hyperlink"/>
@@ -7693,7 +7693,7 @@
         </w:rPr>
         <w:t xml:space="preserve">出處：</w:t>
       </w:r>
-      <w:hyperlink w:history="1" r:id="rIdbeshcjmxjpjin9lyq1yy3">
+      <w:hyperlink w:history="1" r:id="rIddukqyhzdqu4wzp_edvht2">
         <w:r>
           <w:rPr>
             <w:rStyle w:val="Hyperlink"/>
@@ -7769,7 +7769,7 @@
         </w:rPr>
         <w:t xml:space="preserve">出處：</w:t>
       </w:r>
-      <w:hyperlink w:history="1" r:id="rIdiwhp77ls78kclvdvtac0l">
+      <w:hyperlink w:history="1" r:id="rIdxrrx9smbadxxfmagqqqpn">
         <w:r>
           <w:rPr>
             <w:rStyle w:val="Hyperlink"/>
@@ -7845,7 +7845,7 @@
         </w:rPr>
         <w:t xml:space="preserve">出處：</w:t>
       </w:r>
-      <w:hyperlink w:history="1" r:id="rIdpvu2fpk-3jezrdlxo7ckv">
+      <w:hyperlink w:history="1" r:id="rIdcv0wz22mqehpj2fgr33ny">
         <w:r>
           <w:rPr>
             <w:rStyle w:val="Hyperlink"/>
@@ -7921,7 +7921,7 @@
         </w:rPr>
         <w:t xml:space="preserve">出處：</w:t>
       </w:r>
-      <w:hyperlink w:history="1" r:id="rIdsls9a_8b0cokioqtbvpy4">
+      <w:hyperlink w:history="1" r:id="rIdm9--hkk5havkzichqc1x6">
         <w:r>
           <w:rPr>
             <w:rStyle w:val="Hyperlink"/>
@@ -7997,7 +7997,7 @@
         </w:rPr>
         <w:t xml:space="preserve">出處：</w:t>
       </w:r>
-      <w:hyperlink w:history="1" r:id="rIdekxilb9wg9m8rryq2zffs">
+      <w:hyperlink w:history="1" r:id="rIdlexsmldv5dde6x3dgn5wx">
         <w:r>
           <w:rPr>
             <w:rStyle w:val="Hyperlink"/>
@@ -8073,7 +8073,7 @@
         </w:rPr>
         <w:t xml:space="preserve">出處：</w:t>
       </w:r>
-      <w:hyperlink w:history="1" r:id="rIdrvl0jup4gycxw2nn2uztn">
+      <w:hyperlink w:history="1" r:id="rIdygevh1xer2ub2rqwjjxtt">
         <w:r>
           <w:rPr>
             <w:rStyle w:val="Hyperlink"/>
@@ -8149,7 +8149,7 @@
         </w:rPr>
         <w:t xml:space="preserve">出處：</w:t>
       </w:r>
-      <w:hyperlink w:history="1" r:id="rIdsw6vae3yu7wihxfv6du4c">
+      <w:hyperlink w:history="1" r:id="rIdkunc_ffiwon3vpgez3-gu">
         <w:r>
           <w:rPr>
             <w:rStyle w:val="Hyperlink"/>
@@ -8225,7 +8225,7 @@
         </w:rPr>
         <w:t xml:space="preserve">出處：</w:t>
       </w:r>
-      <w:hyperlink w:history="1" r:id="rIdwmkdnv14k7zjxl6_m2cyh">
+      <w:hyperlink w:history="1" r:id="rIdogv755-yvszzi0mbwk9lz">
         <w:r>
           <w:rPr>
             <w:rStyle w:val="Hyperlink"/>
@@ -8301,7 +8301,7 @@
         </w:rPr>
         <w:t xml:space="preserve">出處：</w:t>
       </w:r>
-      <w:hyperlink w:history="1" r:id="rIdwiasqkcmp3ffxj5hooola">
+      <w:hyperlink w:history="1" r:id="rId9-nott32sdcpl9iilvjhu">
         <w:r>
           <w:rPr>
             <w:rStyle w:val="Hyperlink"/>
@@ -8377,7 +8377,7 @@
         </w:rPr>
         <w:t xml:space="preserve">出處：</w:t>
       </w:r>
-      <w:hyperlink w:history="1" r:id="rIdyocvfvl5o1zygsy_q1js1">
+      <w:hyperlink w:history="1" r:id="rId4szaite-ezsad2yrslipk">
         <w:r>
           <w:rPr>
             <w:rStyle w:val="Hyperlink"/>
@@ -8469,7 +8469,7 @@
         </w:rPr>
         <w:t xml:space="preserve">出處：</w:t>
       </w:r>
-      <w:hyperlink w:history="1" r:id="rIdvikl5ls3xrxrvakgcgeoo">
+      <w:hyperlink w:history="1" r:id="rIdtwewvtkkg_zrydtunb8gx">
         <w:r>
           <w:rPr>
             <w:rStyle w:val="Hyperlink"/>
@@ -8545,7 +8545,7 @@
         </w:rPr>
         <w:t xml:space="preserve">出處：</w:t>
       </w:r>
-      <w:hyperlink w:history="1" r:id="rIdshe7706af7wevvt6gpcil">
+      <w:hyperlink w:history="1" r:id="rIdi4tyln78zvjra18c2gcy1">
         <w:r>
           <w:rPr>
             <w:rStyle w:val="Hyperlink"/>
@@ -8621,7 +8621,7 @@
         </w:rPr>
         <w:t xml:space="preserve">出處：</w:t>
       </w:r>
-      <w:hyperlink w:history="1" r:id="rIdhyu03fc6ozhv8ngs81cyw">
+      <w:hyperlink w:history="1" r:id="rId9cjqzm-eefp3qltuech4d">
         <w:r>
           <w:rPr>
             <w:rStyle w:val="Hyperlink"/>
@@ -8697,7 +8697,7 @@
         </w:rPr>
         <w:t xml:space="preserve">出處：</w:t>
       </w:r>
-      <w:hyperlink w:history="1" r:id="rIdkcrjvaamezxq6ih1thzc_">
+      <w:hyperlink w:history="1" r:id="rIdemetelwsi-njhmwl4wfwb">
         <w:r>
           <w:rPr>
             <w:rStyle w:val="Hyperlink"/>
@@ -8773,7 +8773,7 @@
         </w:rPr>
         <w:t xml:space="preserve">出處：</w:t>
       </w:r>
-      <w:hyperlink w:history="1" r:id="rIdhmw6ddgtgkouhqs9dvjbg">
+      <w:hyperlink w:history="1" r:id="rIdk9uxvr9a201kwfcpf0fwl">
         <w:r>
           <w:rPr>
             <w:rStyle w:val="Hyperlink"/>
@@ -8849,7 +8849,7 @@
         </w:rPr>
         <w:t xml:space="preserve">出處：</w:t>
       </w:r>
-      <w:hyperlink w:history="1" r:id="rIdpnvhjvz4mvdx_kpnvzf3e">
+      <w:hyperlink w:history="1" r:id="rIdo5m3ymgpjrrsewutlxk8a">
         <w:r>
           <w:rPr>
             <w:rStyle w:val="Hyperlink"/>
@@ -8925,7 +8925,7 @@
         </w:rPr>
         <w:t xml:space="preserve">出處：</w:t>
       </w:r>
-      <w:hyperlink w:history="1" r:id="rIduxrwt19uoelfqt12l9ahl">
+      <w:hyperlink w:history="1" r:id="rIdylnor-jbim-rn731f1qcc">
         <w:r>
           <w:rPr>
             <w:rStyle w:val="Hyperlink"/>
@@ -9001,7 +9001,7 @@
         </w:rPr>
         <w:t xml:space="preserve">出處：</w:t>
       </w:r>
-      <w:hyperlink w:history="1" r:id="rIdcr_gqjmw24frse43lwcnz">
+      <w:hyperlink w:history="1" r:id="rIdg34xskrjfjhti4tkkpy_k">
         <w:r>
           <w:rPr>
             <w:rStyle w:val="Hyperlink"/>
@@ -9077,7 +9077,7 @@
         </w:rPr>
         <w:t xml:space="preserve">出處：</w:t>
       </w:r>
-      <w:hyperlink w:history="1" r:id="rIdmd5mas6dbfq5d1i9t6f6q">
+      <w:hyperlink w:history="1" r:id="rIdtqrowpfufbleqk3_jra5e">
         <w:r>
           <w:rPr>
             <w:rStyle w:val="Hyperlink"/>
@@ -9153,7 +9153,7 @@
         </w:rPr>
         <w:t xml:space="preserve">出處：</w:t>
       </w:r>
-      <w:hyperlink w:history="1" r:id="rId9gyqtwpq0culs8yszfx-q">
+      <w:hyperlink w:history="1" r:id="rIdxh_rh-9q02gpyumefzp5p">
         <w:r>
           <w:rPr>
             <w:rStyle w:val="Hyperlink"/>
@@ -9229,7 +9229,7 @@
         </w:rPr>
         <w:t xml:space="preserve">出處：</w:t>
       </w:r>
-      <w:hyperlink w:history="1" r:id="rIdbmhbvf-jdglcia9hpp78u">
+      <w:hyperlink w:history="1" r:id="rIdh6bwhwnombbjnipmzypvo">
         <w:r>
           <w:rPr>
             <w:rStyle w:val="Hyperlink"/>
@@ -9305,7 +9305,7 @@
         </w:rPr>
         <w:t xml:space="preserve">出處：</w:t>
       </w:r>
-      <w:hyperlink w:history="1" r:id="rIdzpvdksspn9ykxsiew4pcl">
+      <w:hyperlink w:history="1" r:id="rIdbhv1av5z4gsjgo4k5fhnx">
         <w:r>
           <w:rPr>
             <w:rStyle w:val="Hyperlink"/>
@@ -9381,7 +9381,7 @@
         </w:rPr>
         <w:t xml:space="preserve">出處：</w:t>
       </w:r>
-      <w:hyperlink w:history="1" r:id="rIddq1hftwr4yhgtxisevhnu">
+      <w:hyperlink w:history="1" r:id="rId--ke94nfpuo4yxmvhalen">
         <w:r>
           <w:rPr>
             <w:rStyle w:val="Hyperlink"/>
@@ -9457,7 +9457,7 @@
         </w:rPr>
         <w:t xml:space="preserve">出處：</w:t>
       </w:r>
-      <w:hyperlink w:history="1" r:id="rIdmsopzvkp08xqhtexsisul">
+      <w:hyperlink w:history="1" r:id="rIdpidho5ypbz_ytxdsf7yrv">
         <w:r>
           <w:rPr>
             <w:rStyle w:val="Hyperlink"/>
@@ -9533,7 +9533,7 @@
         </w:rPr>
         <w:t xml:space="preserve">出處：</w:t>
       </w:r>
-      <w:hyperlink w:history="1" r:id="rIdrrqwgfrfq3iyff1tnbkyx">
+      <w:hyperlink w:history="1" r:id="rIdy6eolml-zrjtzzx96ax8l">
         <w:r>
           <w:rPr>
             <w:rStyle w:val="Hyperlink"/>
@@ -9609,7 +9609,7 @@
         </w:rPr>
         <w:t xml:space="preserve">出處：</w:t>
       </w:r>
-      <w:hyperlink w:history="1" r:id="rIdih0awrvoyzxiyvryklbtb">
+      <w:hyperlink w:history="1" r:id="rIdn0fjcjvwpfbz-o6lbvlgl">
         <w:r>
           <w:rPr>
             <w:rStyle w:val="Hyperlink"/>
@@ -9685,7 +9685,7 @@
         </w:rPr>
         <w:t xml:space="preserve">出處：</w:t>
       </w:r>
-      <w:hyperlink w:history="1" r:id="rIdpsgsf92oasn6ktjq9vn51">
+      <w:hyperlink w:history="1" r:id="rId6vedrarxwn6x-rhqogtmj">
         <w:r>
           <w:rPr>
             <w:rStyle w:val="Hyperlink"/>
@@ -9777,7 +9777,7 @@
         </w:rPr>
         <w:t xml:space="preserve">出處：</w:t>
       </w:r>
-      <w:hyperlink w:history="1" r:id="rIdt2lhnvbnapnc8vzhawfpf">
+      <w:hyperlink w:history="1" r:id="rIdxdpa2kqgy1ymytewrpqcx">
         <w:r>
           <w:rPr>
             <w:rStyle w:val="Hyperlink"/>
@@ -9853,7 +9853,7 @@
         </w:rPr>
         <w:t xml:space="preserve">出處：</w:t>
       </w:r>
-      <w:hyperlink w:history="1" r:id="rIdnctnrtm0bsbrbiqezh7iz">
+      <w:hyperlink w:history="1" r:id="rIdvmk-g4epifhvjt365hmkg">
         <w:r>
           <w:rPr>
             <w:rStyle w:val="Hyperlink"/>
@@ -9929,7 +9929,7 @@
         </w:rPr>
         <w:t xml:space="preserve">出處：</w:t>
       </w:r>
-      <w:hyperlink w:history="1" r:id="rIdbdprtwvlgumgxzft0d3ii">
+      <w:hyperlink w:history="1" r:id="rId3vj1ehj4kequbqtitgw13">
         <w:r>
           <w:rPr>
             <w:rStyle w:val="Hyperlink"/>
@@ -10005,7 +10005,7 @@
         </w:rPr>
         <w:t xml:space="preserve">出處：</w:t>
       </w:r>
-      <w:hyperlink w:history="1" r:id="rIdrfv5n7kjusj6vtqunidwx">
+      <w:hyperlink w:history="1" r:id="rId1gglcdj5qgtdzqu5yxv7f">
         <w:r>
           <w:rPr>
             <w:rStyle w:val="Hyperlink"/>
@@ -10081,7 +10081,7 @@
         </w:rPr>
         <w:t xml:space="preserve">出處：</w:t>
       </w:r>
-      <w:hyperlink w:history="1" r:id="rIdyc7awjsndegyeucbbm2vs">
+      <w:hyperlink w:history="1" r:id="rIdzyq0hebltgtvji_d5o6cj">
         <w:r>
           <w:rPr>
             <w:rStyle w:val="Hyperlink"/>
@@ -10157,7 +10157,7 @@
         </w:rPr>
         <w:t xml:space="preserve">出處：</w:t>
       </w:r>
-      <w:hyperlink w:history="1" r:id="rIdnskx2-2rpiqmzkzrpczpx">
+      <w:hyperlink w:history="1" r:id="rIdts61nrnoau9_9prs75r9a">
         <w:r>
           <w:rPr>
             <w:rStyle w:val="Hyperlink"/>
@@ -10233,7 +10233,7 @@
         </w:rPr>
         <w:t xml:space="preserve">出處：</w:t>
       </w:r>
-      <w:hyperlink w:history="1" r:id="rIdsrxw3qkukla8_3225zgbf">
+      <w:hyperlink w:history="1" r:id="rIdct7f0zxub0bdc1rb67pyp">
         <w:r>
           <w:rPr>
             <w:rStyle w:val="Hyperlink"/>
@@ -10309,7 +10309,7 @@
         </w:rPr>
         <w:t xml:space="preserve">出處：</w:t>
       </w:r>
-      <w:hyperlink w:history="1" r:id="rIdvyv9yqfpp_0qznvk_ark5">
+      <w:hyperlink w:history="1" r:id="rIdxteuowa2vcy9pqaxexdhe">
         <w:r>
           <w:rPr>
             <w:rStyle w:val="Hyperlink"/>
@@ -10385,7 +10385,7 @@
         </w:rPr>
         <w:t xml:space="preserve">出處：</w:t>
       </w:r>
-      <w:hyperlink w:history="1" r:id="rId2d0lne6fnkznhnjesm3_1">
+      <w:hyperlink w:history="1" r:id="rId1v-hzmwhoewwj9-sq3sl7">
         <w:r>
           <w:rPr>
             <w:rStyle w:val="Hyperlink"/>
@@ -10461,7 +10461,7 @@
         </w:rPr>
         <w:t xml:space="preserve">出處：</w:t>
       </w:r>
-      <w:hyperlink w:history="1" r:id="rIdkzg73ki3j2t5i34h_glzo">
+      <w:hyperlink w:history="1" r:id="rIdhnuxpmlcl8tvsfhxjdaki">
         <w:r>
           <w:rPr>
             <w:rStyle w:val="Hyperlink"/>
@@ -10537,7 +10537,7 @@
         </w:rPr>
         <w:t xml:space="preserve">出處：</w:t>
       </w:r>
-      <w:hyperlink w:history="1" r:id="rId1v9vdxokzas1tjekl5tjx">
+      <w:hyperlink w:history="1" r:id="rIdwih7lhbmwhq6mmix6s8kf">
         <w:r>
           <w:rPr>
             <w:rStyle w:val="Hyperlink"/>
@@ -10613,7 +10613,7 @@
         </w:rPr>
         <w:t xml:space="preserve">出處：</w:t>
       </w:r>
-      <w:hyperlink w:history="1" r:id="rIdcjjqoxzkwvfbrv31ie70e">
+      <w:hyperlink w:history="1" r:id="rId14bvbw-turpqgk3p914r4">
         <w:r>
           <w:rPr>
             <w:rStyle w:val="Hyperlink"/>
@@ -10689,7 +10689,7 @@
         </w:rPr>
         <w:t xml:space="preserve">出處：</w:t>
       </w:r>
-      <w:hyperlink w:history="1" r:id="rId32jhsy1r36uk7bm7fexqp">
+      <w:hyperlink w:history="1" r:id="rIdoqgtyw52pidjb5tlbb8xb">
         <w:r>
           <w:rPr>
             <w:rStyle w:val="Hyperlink"/>
@@ -10765,7 +10765,7 @@
         </w:rPr>
         <w:t xml:space="preserve">出處：</w:t>
       </w:r>
-      <w:hyperlink w:history="1" r:id="rId5m-l2cnfxqndssfgvjwvd">
+      <w:hyperlink w:history="1" r:id="rIdtmecle7swp2xuy0q2_ast">
         <w:r>
           <w:rPr>
             <w:rStyle w:val="Hyperlink"/>
@@ -10841,7 +10841,7 @@
         </w:rPr>
         <w:t xml:space="preserve">出處：</w:t>
       </w:r>
-      <w:hyperlink w:history="1" r:id="rIdwjszey1wsifduh_zfabhr">
+      <w:hyperlink w:history="1" r:id="rIdbm8u1fsdqlqjwdu9my3ke">
         <w:r>
           <w:rPr>
             <w:rStyle w:val="Hyperlink"/>
@@ -10917,7 +10917,7 @@
         </w:rPr>
         <w:t xml:space="preserve">出處：</w:t>
       </w:r>
-      <w:hyperlink w:history="1" r:id="rIddc-g8l-wlqjejsxceghg5">
+      <w:hyperlink w:history="1" r:id="rIdg5xwoalnhzre0q6vi5rqf">
         <w:r>
           <w:rPr>
             <w:rStyle w:val="Hyperlink"/>
@@ -10993,7 +10993,7 @@
         </w:rPr>
         <w:t xml:space="preserve">出處：</w:t>
       </w:r>
-      <w:hyperlink w:history="1" r:id="rIdziaddden5bpn9tsm9dyld">
+      <w:hyperlink w:history="1" r:id="rIdolvmxfkpmff830zjp4z2c">
         <w:r>
           <w:rPr>
             <w:rStyle w:val="Hyperlink"/>
@@ -11069,7 +11069,7 @@
         </w:rPr>
         <w:t xml:space="preserve">出處：</w:t>
       </w:r>
-      <w:hyperlink w:history="1" r:id="rIdrejxvezbj3bkgkqoq5pfk">
+      <w:hyperlink w:history="1" r:id="rIdx5m-3lwfrjtszdesfz539">
         <w:r>
           <w:rPr>
             <w:rStyle w:val="Hyperlink"/>
@@ -11145,7 +11145,7 @@
         </w:rPr>
         <w:t xml:space="preserve">出處：</w:t>
       </w:r>
-      <w:hyperlink w:history="1" r:id="rIdlfntd58d0jvvab9tmsd1d">
+      <w:hyperlink w:history="1" r:id="rIdh61hdfv8kkz-mv1m-qgod">
         <w:r>
           <w:rPr>
             <w:rStyle w:val="Hyperlink"/>
@@ -11221,7 +11221,7 @@
         </w:rPr>
         <w:t xml:space="preserve">出處：</w:t>
       </w:r>
-      <w:hyperlink w:history="1" r:id="rIdf0j89stl9l7qk2cypiim2">
+      <w:hyperlink w:history="1" r:id="rId4j9cnupsfa5blefk9ypcn">
         <w:r>
           <w:rPr>
             <w:rStyle w:val="Hyperlink"/>
@@ -11297,7 +11297,7 @@
         </w:rPr>
         <w:t xml:space="preserve">出處：</w:t>
       </w:r>
-      <w:hyperlink w:history="1" r:id="rId6o40tnqmq583akfeqmqyc">
+      <w:hyperlink w:history="1" r:id="rIdinrmnvssjedywgfuvazmf">
         <w:r>
           <w:rPr>
             <w:rStyle w:val="Hyperlink"/>
@@ -11373,7 +11373,7 @@
         </w:rPr>
         <w:t xml:space="preserve">出處：</w:t>
       </w:r>
-      <w:hyperlink w:history="1" r:id="rIdglmlwak0wqk_3kk7ck_ab">
+      <w:hyperlink w:history="1" r:id="rIdzvll0jycbc5ubbquudnpd">
         <w:r>
           <w:rPr>
             <w:rStyle w:val="Hyperlink"/>
@@ -11449,7 +11449,7 @@
         </w:rPr>
         <w:t xml:space="preserve">出處：</w:t>
       </w:r>
-      <w:hyperlink w:history="1" r:id="rIdxqxxtehtlcr5lgqcckdmf">
+      <w:hyperlink w:history="1" r:id="rIdtgs-wnce3loew4ipbn2vg">
         <w:r>
           <w:rPr>
             <w:rStyle w:val="Hyperlink"/>
@@ -11525,7 +11525,7 @@
         </w:rPr>
         <w:t xml:space="preserve">出處：</w:t>
       </w:r>
-      <w:hyperlink w:history="1" r:id="rIdkkau-ggovqbsfuynmt021">
+      <w:hyperlink w:history="1" r:id="rIdv2s-x0z2usuitf3ht0nui">
         <w:r>
           <w:rPr>
             <w:rStyle w:val="Hyperlink"/>
@@ -11601,7 +11601,7 @@
         </w:rPr>
         <w:t xml:space="preserve">出處：</w:t>
       </w:r>
-      <w:hyperlink w:history="1" r:id="rIdvig0don23jwxeggn4j4vh">
+      <w:hyperlink w:history="1" r:id="rIdinhj7u2awitrcmmi8g9g8">
         <w:r>
           <w:rPr>
             <w:rStyle w:val="Hyperlink"/>
@@ -11677,7 +11677,7 @@
         </w:rPr>
         <w:t xml:space="preserve">出處：</w:t>
       </w:r>
-      <w:hyperlink w:history="1" r:id="rIdlr-i-rjet0boez_qkj5c_">
+      <w:hyperlink w:history="1" r:id="rIdpw83jkrmcocylv3f3a-c8">
         <w:r>
           <w:rPr>
             <w:rStyle w:val="Hyperlink"/>
@@ -11753,7 +11753,7 @@
         </w:rPr>
         <w:t xml:space="preserve">出處：</w:t>
       </w:r>
-      <w:hyperlink w:history="1" r:id="rId2wdeyec7pt-xdfhncs7bj">
+      <w:hyperlink w:history="1" r:id="rIdctmpjkk9jstewuskoozrm">
         <w:r>
           <w:rPr>
             <w:rStyle w:val="Hyperlink"/>
@@ -11829,7 +11829,7 @@
         </w:rPr>
         <w:t xml:space="preserve">出處：</w:t>
       </w:r>
-      <w:hyperlink w:history="1" r:id="rId0zzrlzp8cpeprrme3-oaa">
+      <w:hyperlink w:history="1" r:id="rIduouo-djovkwlzraq4vzsz">
         <w:r>
           <w:rPr>
             <w:rStyle w:val="Hyperlink"/>
@@ -11905,7 +11905,7 @@
         </w:rPr>
         <w:t xml:space="preserve">出處：</w:t>
       </w:r>
-      <w:hyperlink w:history="1" r:id="rIdo0cgiuvdfqwouhsouxf3l">
+      <w:hyperlink w:history="1" r:id="rIdwiu8lomgj2rhvc_evhhz6">
         <w:r>
           <w:rPr>
             <w:rStyle w:val="Hyperlink"/>
@@ -11981,7 +11981,7 @@
         </w:rPr>
         <w:t xml:space="preserve">出處：</w:t>
       </w:r>
-      <w:hyperlink w:history="1" r:id="rIdrps8naxgsnte50e4a2zqe">
+      <w:hyperlink w:history="1" r:id="rIdnmitqtlzcst_ma5qq6sbh">
         <w:r>
           <w:rPr>
             <w:rStyle w:val="Hyperlink"/>
@@ -12057,7 +12057,7 @@
         </w:rPr>
         <w:t xml:space="preserve">出處：</w:t>
       </w:r>
-      <w:hyperlink w:history="1" r:id="rIdkj2jnza1p_pdfmjiitpd5">
+      <w:hyperlink w:history="1" r:id="rId8v_ubzqfldclpwe4iewqy">
         <w:r>
           <w:rPr>
             <w:rStyle w:val="Hyperlink"/>
@@ -12133,7 +12133,7 @@
         </w:rPr>
         <w:t xml:space="preserve">出處：</w:t>
       </w:r>
-      <w:hyperlink w:history="1" r:id="rIduuapje0h8t315h4bhv3nt">
+      <w:hyperlink w:history="1" r:id="rId18xhb7zfoi8lop19vxj2z">
         <w:r>
           <w:rPr>
             <w:rStyle w:val="Hyperlink"/>
@@ -12209,7 +12209,7 @@
         </w:rPr>
         <w:t xml:space="preserve">出處：</w:t>
       </w:r>
-      <w:hyperlink w:history="1" r:id="rIdkfpbppzsnfqpakxj2af2m">
+      <w:hyperlink w:history="1" r:id="rId5q8psh4i6g0cevcd_twm1">
         <w:r>
           <w:rPr>
             <w:rStyle w:val="Hyperlink"/>
@@ -12285,7 +12285,7 @@
         </w:rPr>
         <w:t xml:space="preserve">出處：</w:t>
       </w:r>
-      <w:hyperlink w:history="1" r:id="rIds3fupjuiuhnyc-3bvrwwe">
+      <w:hyperlink w:history="1" r:id="rIdaccou8nuadpiay0lm2aq8">
         <w:r>
           <w:rPr>
             <w:rStyle w:val="Hyperlink"/>
@@ -12361,7 +12361,7 @@
         </w:rPr>
         <w:t xml:space="preserve">出處：</w:t>
       </w:r>
-      <w:hyperlink w:history="1" r:id="rIdzgwgxqsfwvvqickocfsdj">
+      <w:hyperlink w:history="1" r:id="rIdpux-jw7qwo10dfdz4rvh0">
         <w:r>
           <w:rPr>
             <w:rStyle w:val="Hyperlink"/>
@@ -12437,7 +12437,7 @@
         </w:rPr>
         <w:t xml:space="preserve">出處：</w:t>
       </w:r>
-      <w:hyperlink w:history="1" r:id="rIds3ip_lfbixjtsv9intjug">
+      <w:hyperlink w:history="1" r:id="rId10lvxzp4t0vdfvk_ubenz">
         <w:r>
           <w:rPr>
             <w:rStyle w:val="Hyperlink"/>
@@ -12513,7 +12513,7 @@
         </w:rPr>
         <w:t xml:space="preserve">出處：</w:t>
       </w:r>
-      <w:hyperlink w:history="1" r:id="rIdn9ww7wbiqbsrwqkeh8ef1">
+      <w:hyperlink w:history="1" r:id="rId9nl6tdcjo5h2ev-numlj8">
         <w:r>
           <w:rPr>
             <w:rStyle w:val="Hyperlink"/>
@@ -12589,7 +12589,7 @@
         </w:rPr>
         <w:t xml:space="preserve">出處：</w:t>
       </w:r>
-      <w:hyperlink w:history="1" r:id="rIdwqgl2omj-amyonm7qhe6k">
+      <w:hyperlink w:history="1" r:id="rIdjs4umnrvyoxm3dphyjs5t">
         <w:r>
           <w:rPr>
             <w:rStyle w:val="Hyperlink"/>
@@ -12681,7 +12681,7 @@
         </w:rPr>
         <w:t xml:space="preserve">出處：</w:t>
       </w:r>
-      <w:hyperlink w:history="1" r:id="rIdvb2b9g51zrqjxwtoys6ny">
+      <w:hyperlink w:history="1" r:id="rIdsncavipacvigg9hxbkic1">
         <w:r>
           <w:rPr>
             <w:rStyle w:val="Hyperlink"/>
@@ -12757,7 +12757,7 @@
         </w:rPr>
         <w:t xml:space="preserve">出處：</w:t>
       </w:r>
-      <w:hyperlink w:history="1" r:id="rIdmpwpupjlctewodrfw6ccy">
+      <w:hyperlink w:history="1" r:id="rIdpnfprdvm9fioimavoxf-6">
         <w:r>
           <w:rPr>
             <w:rStyle w:val="Hyperlink"/>
@@ -12833,7 +12833,7 @@
         </w:rPr>
         <w:t xml:space="preserve">出處：</w:t>
       </w:r>
-      <w:hyperlink w:history="1" r:id="rId0nzfkulrkvdoxfgligra-">
+      <w:hyperlink w:history="1" r:id="rIdzgxlrxe2ny6esbu4a5lxq">
         <w:r>
           <w:rPr>
             <w:rStyle w:val="Hyperlink"/>
@@ -12909,7 +12909,7 @@
         </w:rPr>
         <w:t xml:space="preserve">出處：</w:t>
       </w:r>
-      <w:hyperlink w:history="1" r:id="rIdihx2hqes1zl74gynegkfd">
+      <w:hyperlink w:history="1" r:id="rId9urxqlenhxbnf2ajz43ot">
         <w:r>
           <w:rPr>
             <w:rStyle w:val="Hyperlink"/>
@@ -12985,7 +12985,7 @@
         </w:rPr>
         <w:t xml:space="preserve">出處：</w:t>
       </w:r>
-      <w:hyperlink w:history="1" r:id="rIdmxt0vahbystmdesjfrvk-">
+      <w:hyperlink w:history="1" r:id="rIdhw1hebmthsfr5x5wuk8yw">
         <w:r>
           <w:rPr>
             <w:rStyle w:val="Hyperlink"/>
@@ -13061,7 +13061,7 @@
         </w:rPr>
         <w:t xml:space="preserve">出處：</w:t>
       </w:r>
-      <w:hyperlink w:history="1" r:id="rId1os0lftgi7pgku2-gcrrz">
+      <w:hyperlink w:history="1" r:id="rIdbhrwlhxc6gsjmxqqkegib">
         <w:r>
           <w:rPr>
             <w:rStyle w:val="Hyperlink"/>
@@ -13137,7 +13137,7 @@
         </w:rPr>
         <w:t xml:space="preserve">出處：</w:t>
       </w:r>
-      <w:hyperlink w:history="1" r:id="rIdelk-vun5lye2zjw01yfqe">
+      <w:hyperlink w:history="1" r:id="rIdxy4hg2wrzu33oznxiq5v4">
         <w:r>
           <w:rPr>
             <w:rStyle w:val="Hyperlink"/>
@@ -13229,7 +13229,7 @@
         </w:rPr>
         <w:t xml:space="preserve">出處：</w:t>
       </w:r>
-      <w:hyperlink w:history="1" r:id="rIdhqp8beigjt9t1bydsszsh">
+      <w:hyperlink w:history="1" r:id="rIdzkp6-axa3woqmy_89tzzp">
         <w:r>
           <w:rPr>
             <w:rStyle w:val="Hyperlink"/>
@@ -13305,7 +13305,7 @@
         </w:rPr>
         <w:t xml:space="preserve">出處：</w:t>
       </w:r>
-      <w:hyperlink w:history="1" r:id="rIdypsu_bm6_ugpivxwd2w1j">
+      <w:hyperlink w:history="1" r:id="rIdmveuz76sgyxye4ifmjevl">
         <w:r>
           <w:rPr>
             <w:rStyle w:val="Hyperlink"/>
@@ -13381,7 +13381,7 @@
         </w:rPr>
         <w:t xml:space="preserve">出處：</w:t>
       </w:r>
-      <w:hyperlink w:history="1" r:id="rIdordp11lwqu4kekpj-a5ys">
+      <w:hyperlink w:history="1" r:id="rIdm-pnsxrg-lyn6utalp6sm">
         <w:r>
           <w:rPr>
             <w:rStyle w:val="Hyperlink"/>
@@ -13457,7 +13457,7 @@
         </w:rPr>
         <w:t xml:space="preserve">出處：</w:t>
       </w:r>
-      <w:hyperlink w:history="1" r:id="rIdad71vkdraraydpsn-1ads">
+      <w:hyperlink w:history="1" r:id="rIdedysj684xxmyl1odzx2fm">
         <w:r>
           <w:rPr>
             <w:rStyle w:val="Hyperlink"/>
@@ -13533,7 +13533,7 @@
         </w:rPr>
         <w:t xml:space="preserve">出處：</w:t>
       </w:r>
-      <w:hyperlink w:history="1" r:id="rId0sf7-eatlkvyi6_jmigdy">
+      <w:hyperlink w:history="1" r:id="rId66tomvki6_eevmpaiyg09">
         <w:r>
           <w:rPr>
             <w:rStyle w:val="Hyperlink"/>
@@ -13609,7 +13609,7 @@
         </w:rPr>
         <w:t xml:space="preserve">出處：</w:t>
       </w:r>
-      <w:hyperlink w:history="1" r:id="rId6_yhihq1nmnu50tjyeacv">
+      <w:hyperlink w:history="1" r:id="rIdtxcg62twrsapx3timezo6">
         <w:r>
           <w:rPr>
             <w:rStyle w:val="Hyperlink"/>
@@ -13685,7 +13685,7 @@
         </w:rPr>
         <w:t xml:space="preserve">出處：</w:t>
       </w:r>
-      <w:hyperlink w:history="1" r:id="rIdicsou6ybweaqitbmn-2bn">
+      <w:hyperlink w:history="1" r:id="rId2iasprygyxz0zqvvxwfvh">
         <w:r>
           <w:rPr>
             <w:rStyle w:val="Hyperlink"/>
@@ -13761,7 +13761,7 @@
         </w:rPr>
         <w:t xml:space="preserve">出處：</w:t>
       </w:r>
-      <w:hyperlink w:history="1" r:id="rIdi7c0iky-a_bkwp_9badmk">
+      <w:hyperlink w:history="1" r:id="rIdltvdus8wuksrgguldwivz">
         <w:r>
           <w:rPr>
             <w:rStyle w:val="Hyperlink"/>
@@ -13837,7 +13837,7 @@
         </w:rPr>
         <w:t xml:space="preserve">出處：</w:t>
       </w:r>
-      <w:hyperlink w:history="1" r:id="rId9cdmyq3o8yqlz3hf2v3ee">
+      <w:hyperlink w:history="1" r:id="rIdc6jku-fy_cgbpmsaya06b">
         <w:r>
           <w:rPr>
             <w:rStyle w:val="Hyperlink"/>
@@ -13913,7 +13913,7 @@
         </w:rPr>
         <w:t xml:space="preserve">出處：</w:t>
       </w:r>
-      <w:hyperlink w:history="1" r:id="rId4koyb6rlvckyncbs0ehkd">
+      <w:hyperlink w:history="1" r:id="rIdci3wf6zn6e5ykljuxksm-">
         <w:r>
           <w:rPr>
             <w:rStyle w:val="Hyperlink"/>
@@ -13989,7 +13989,7 @@
         </w:rPr>
         <w:t xml:space="preserve">出處：</w:t>
       </w:r>
-      <w:hyperlink w:history="1" r:id="rIdjuktafcrnzpojb9slfbyu">
+      <w:hyperlink w:history="1" r:id="rIdgs6dj8jp6virsudqnicmk">
         <w:r>
           <w:rPr>
             <w:rStyle w:val="Hyperlink"/>
@@ -14065,7 +14065,7 @@
         </w:rPr>
         <w:t xml:space="preserve">出處：</w:t>
       </w:r>
-      <w:hyperlink w:history="1" r:id="rIdly2u65vfhqbpsezymf3z6">
+      <w:hyperlink w:history="1" r:id="rIds9okwe9zqbum7-reror6z">
         <w:r>
           <w:rPr>
             <w:rStyle w:val="Hyperlink"/>
@@ -14141,7 +14141,7 @@
         </w:rPr>
         <w:t xml:space="preserve">出處：</w:t>
       </w:r>
-      <w:hyperlink w:history="1" r:id="rIdkjlicjvebfrmx5d0xc8lx">
+      <w:hyperlink w:history="1" r:id="rIdn59qrtcc7kvfk3trxlk_h">
         <w:r>
           <w:rPr>
             <w:rStyle w:val="Hyperlink"/>
@@ -14217,7 +14217,7 @@
         </w:rPr>
         <w:t xml:space="preserve">出處：</w:t>
       </w:r>
-      <w:hyperlink w:history="1" r:id="rIdgrubqz35pd56osty7qruc">
+      <w:hyperlink w:history="1" r:id="rIdjli5-xwrvw9f3yr8brup-">
         <w:r>
           <w:rPr>
             <w:rStyle w:val="Hyperlink"/>
@@ -14293,7 +14293,7 @@
         </w:rPr>
         <w:t xml:space="preserve">出處：</w:t>
       </w:r>
-      <w:hyperlink w:history="1" r:id="rIdlqgkw8-n_5ttu-7o8vlxr">
+      <w:hyperlink w:history="1" r:id="rIdmmucqfxgjvhtxflv2ph4j">
         <w:r>
           <w:rPr>
             <w:rStyle w:val="Hyperlink"/>
@@ -14369,7 +14369,7 @@
         </w:rPr>
         <w:t xml:space="preserve">出處：</w:t>
       </w:r>
-      <w:hyperlink w:history="1" r:id="rIdwp37e0gwwsgw_v8ng7skd">
+      <w:hyperlink w:history="1" r:id="rIdovmpeqpbsi3i2d61xfpkb">
         <w:r>
           <w:rPr>
             <w:rStyle w:val="Hyperlink"/>
@@ -14461,7 +14461,7 @@
         </w:rPr>
         <w:t xml:space="preserve">出處：</w:t>
       </w:r>
-      <w:hyperlink w:history="1" r:id="rIdbo_trmonvgr93z41ehp2m">
+      <w:hyperlink w:history="1" r:id="rIdffmuifnqbkzhkahadvxfn">
         <w:r>
           <w:rPr>
             <w:rStyle w:val="Hyperlink"/>
@@ -14537,7 +14537,7 @@
         </w:rPr>
         <w:t xml:space="preserve">出處：</w:t>
       </w:r>
-      <w:hyperlink w:history="1" r:id="rId3ivzwkyah0idk5gpmbr9-">
+      <w:hyperlink w:history="1" r:id="rIddgcp6j6rvn3ksj5lnxn6l">
         <w:r>
           <w:rPr>
             <w:rStyle w:val="Hyperlink"/>
@@ -14613,7 +14613,7 @@
         </w:rPr>
         <w:t xml:space="preserve">出處：</w:t>
       </w:r>
-      <w:hyperlink w:history="1" r:id="rIdzfz9i6tm60eachqqolnld">
+      <w:hyperlink w:history="1" r:id="rIdzldarxkqdpicqqz8i1cj3">
         <w:r>
           <w:rPr>
             <w:rStyle w:val="Hyperlink"/>
@@ -14689,7 +14689,7 @@
         </w:rPr>
         <w:t xml:space="preserve">出處：</w:t>
       </w:r>
-      <w:hyperlink w:history="1" r:id="rIddhm-r2wplvse7p-kvkbfx">
+      <w:hyperlink w:history="1" r:id="rIdjbaacxc8vsn4mtfxrst-b">
         <w:r>
           <w:rPr>
             <w:rStyle w:val="Hyperlink"/>
@@ -14765,7 +14765,7 @@
         </w:rPr>
         <w:t xml:space="preserve">出處：</w:t>
       </w:r>
-      <w:hyperlink w:history="1" r:id="rIdojw3aenaixqlkj1iu0bh6">
+      <w:hyperlink w:history="1" r:id="rId6xc86xpqzdkkgrfbr4xzk">
         <w:r>
           <w:rPr>
             <w:rStyle w:val="Hyperlink"/>
@@ -14857,7 +14857,7 @@
         </w:rPr>
         <w:t xml:space="preserve">出處：</w:t>
       </w:r>
-      <w:hyperlink w:history="1" r:id="rIdssuxzd5ooukc67qdaeqnr">
+      <w:hyperlink w:history="1" r:id="rIdbrsynx7kyyrf8jofcr1_9">
         <w:r>
           <w:rPr>
             <w:rStyle w:val="Hyperlink"/>
@@ -14933,7 +14933,7 @@
         </w:rPr>
         <w:t xml:space="preserve">出處：</w:t>
       </w:r>
-      <w:hyperlink w:history="1" r:id="rIdnv4bf-rvqx8nr_0px_2jk">
+      <w:hyperlink w:history="1" r:id="rIdlxw28mca3fb7xslaojc6t">
         <w:r>
           <w:rPr>
             <w:rStyle w:val="Hyperlink"/>
@@ -15009,7 +15009,7 @@
         </w:rPr>
         <w:t xml:space="preserve">出處：</w:t>
       </w:r>
-      <w:hyperlink w:history="1" r:id="rId4bmnuy6v8hpohqz5giwt2">
+      <w:hyperlink w:history="1" r:id="rIdozwfvc4uh_ux96i1eahoi">
         <w:r>
           <w:rPr>
             <w:rStyle w:val="Hyperlink"/>
@@ -15085,7 +15085,7 @@
         </w:rPr>
         <w:t xml:space="preserve">出處：</w:t>
       </w:r>
-      <w:hyperlink w:history="1" r:id="rIdwugxvwiqkemoakljutuy5">
+      <w:hyperlink w:history="1" r:id="rIdg2wqpgm0l5vmiwb36t1zd">
         <w:r>
           <w:rPr>
             <w:rStyle w:val="Hyperlink"/>
@@ -15161,7 +15161,7 @@
         </w:rPr>
         <w:t xml:space="preserve">出處：</w:t>
       </w:r>
-      <w:hyperlink w:history="1" r:id="rIdqethu2658iri7vb2gslsr">
+      <w:hyperlink w:history="1" r:id="rIdavdhja1yytqmzjl9habcr">
         <w:r>
           <w:rPr>
             <w:rStyle w:val="Hyperlink"/>
@@ -15237,7 +15237,7 @@
         </w:rPr>
         <w:t xml:space="preserve">出處：</w:t>
       </w:r>
-      <w:hyperlink w:history="1" r:id="rId0qrpb58pedvm9pddniacs">
+      <w:hyperlink w:history="1" r:id="rIdr9tperljwpfpiogexrwa3">
         <w:r>
           <w:rPr>
             <w:rStyle w:val="Hyperlink"/>
@@ -15329,7 +15329,7 @@
         </w:rPr>
         <w:t xml:space="preserve">出處：</w:t>
       </w:r>
-      <w:hyperlink w:history="1" r:id="rIdie70wwvm_6gtbm1xug3r5">
+      <w:hyperlink w:history="1" r:id="rIdjpoymju7dnpodkzcxn8aq">
         <w:r>
           <w:rPr>
             <w:rStyle w:val="Hyperlink"/>
@@ -15405,7 +15405,7 @@
         </w:rPr>
         <w:t xml:space="preserve">出處：</w:t>
       </w:r>
-      <w:hyperlink w:history="1" r:id="rIdi0ila_1trjrw_mtpkfljj">
+      <w:hyperlink w:history="1" r:id="rIdjx2y4vyqr98w-68phht_c">
         <w:r>
           <w:rPr>
             <w:rStyle w:val="Hyperlink"/>
@@ -15481,7 +15481,7 @@
         </w:rPr>
         <w:t xml:space="preserve">出處：</w:t>
       </w:r>
-      <w:hyperlink w:history="1" r:id="rIdn_ocj5ihicjddjmm5fody">
+      <w:hyperlink w:history="1" r:id="rIdefzgvron0cpdatnkkmlsa">
         <w:r>
           <w:rPr>
             <w:rStyle w:val="Hyperlink"/>
@@ -15557,7 +15557,7 @@
         </w:rPr>
         <w:t xml:space="preserve">出處：</w:t>
       </w:r>
-      <w:hyperlink w:history="1" r:id="rId4ng_pvtjeoykrlsore2q2">
+      <w:hyperlink w:history="1" r:id="rIdiyhjsw7j_-grb2qqnybrj">
         <w:r>
           <w:rPr>
             <w:rStyle w:val="Hyperlink"/>
@@ -15633,7 +15633,7 @@
         </w:rPr>
         <w:t xml:space="preserve">出處：</w:t>
       </w:r>
-      <w:hyperlink w:history="1" r:id="rIdbesxosrldeakejvii7wrt">
+      <w:hyperlink w:history="1" r:id="rIdfyqv7yv532upoobrxp9sb">
         <w:r>
           <w:rPr>
             <w:rStyle w:val="Hyperlink"/>
@@ -15709,7 +15709,7 @@
         </w:rPr>
         <w:t xml:space="preserve">出處：</w:t>
       </w:r>
-      <w:hyperlink w:history="1" r:id="rId9a8g0oqryivojnzzrrnkm">
+      <w:hyperlink w:history="1" r:id="rIdw2nmwuzykjyaucb_nv6pj">
         <w:r>
           <w:rPr>
             <w:rStyle w:val="Hyperlink"/>
@@ -15785,7 +15785,7 @@
         </w:rPr>
         <w:t xml:space="preserve">出處：</w:t>
       </w:r>
-      <w:hyperlink w:history="1" r:id="rIdqzvt4ptjxtihmuperetap">
+      <w:hyperlink w:history="1" r:id="rIdwe1uwlhycnzwattro7mne">
         <w:r>
           <w:rPr>
             <w:rStyle w:val="Hyperlink"/>
@@ -15877,7 +15877,7 @@
         </w:rPr>
         <w:t xml:space="preserve">出處：</w:t>
       </w:r>
-      <w:hyperlink w:history="1" r:id="rIdmrz12hb2unyeyp56kd1qa">
+      <w:hyperlink w:history="1" r:id="rIdkakf7aoptrkzxszfejekh">
         <w:r>
           <w:rPr>
             <w:rStyle w:val="Hyperlink"/>
@@ -15953,7 +15953,7 @@
         </w:rPr>
         <w:t xml:space="preserve">出處：</w:t>
       </w:r>
-      <w:hyperlink w:history="1" r:id="rIdr5m3bpcfujvde83o163xp">
+      <w:hyperlink w:history="1" r:id="rIdr2g_tu6snzknstox_mobe">
         <w:r>
           <w:rPr>
             <w:rStyle w:val="Hyperlink"/>
@@ -16029,7 +16029,7 @@
         </w:rPr>
         <w:t xml:space="preserve">出處：</w:t>
       </w:r>
-      <w:hyperlink w:history="1" r:id="rIdyeek4w67xdawuivtewlhi">
+      <w:hyperlink w:history="1" r:id="rIdvc_m9yy-jpf_iujshistp">
         <w:r>
           <w:rPr>
             <w:rStyle w:val="Hyperlink"/>
@@ -16105,7 +16105,7 @@
         </w:rPr>
         <w:t xml:space="preserve">出處：</w:t>
       </w:r>
-      <w:hyperlink w:history="1" r:id="rId1fmtcuq056_0i0vbz8lcm">
+      <w:hyperlink w:history="1" r:id="rIdywn-hyfeokk--d7a59hry">
         <w:r>
           <w:rPr>
             <w:rStyle w:val="Hyperlink"/>
@@ -16181,7 +16181,7 @@
         </w:rPr>
         <w:t xml:space="preserve">出處：</w:t>
       </w:r>
-      <w:hyperlink w:history="1" r:id="rIdzhv1uczae9ygtjusmvzzk">
+      <w:hyperlink w:history="1" r:id="rIdtqwqcjxcznx8zzzohukfo">
         <w:r>
           <w:rPr>
             <w:rStyle w:val="Hyperlink"/>
@@ -16257,7 +16257,7 @@
         </w:rPr>
         <w:t xml:space="preserve">出處：</w:t>
       </w:r>
-      <w:hyperlink w:history="1" r:id="rId8in5zm9sf6qk1kbwefxap">
+      <w:hyperlink w:history="1" r:id="rIdxbmqyr80x-7qjncnuxadj">
         <w:r>
           <w:rPr>
             <w:rStyle w:val="Hyperlink"/>
@@ -16333,7 +16333,7 @@
         </w:rPr>
         <w:t xml:space="preserve">出處：</w:t>
       </w:r>
-      <w:hyperlink w:history="1" r:id="rId6ya5x9fsjilh16w6lf3px">
+      <w:hyperlink w:history="1" r:id="rId2fnmlnuac14a6451xzetu">
         <w:r>
           <w:rPr>
             <w:rStyle w:val="Hyperlink"/>
@@ -16425,7 +16425,7 @@
         </w:rPr>
         <w:t xml:space="preserve">出處：</w:t>
       </w:r>
-      <w:hyperlink w:history="1" r:id="rIdpq61pwszphq_im8w53uki">
+      <w:hyperlink w:history="1" r:id="rId4f-r7m2k_tpn4yiyjipeb">
         <w:r>
           <w:rPr>
             <w:rStyle w:val="Hyperlink"/>
@@ -16501,7 +16501,7 @@
         </w:rPr>
         <w:t xml:space="preserve">出處：</w:t>
       </w:r>
-      <w:hyperlink w:history="1" r:id="rIdw5otfckvdb6jgsxtoemlj">
+      <w:hyperlink w:history="1" r:id="rIdymkpgmrxrk6pbgthi8-qp">
         <w:r>
           <w:rPr>
             <w:rStyle w:val="Hyperlink"/>
@@ -16577,7 +16577,7 @@
         </w:rPr>
         <w:t xml:space="preserve">出處：</w:t>
       </w:r>
-      <w:hyperlink w:history="1" r:id="rId-vmrc_qviwsjgawdldlym">
+      <w:hyperlink w:history="1" r:id="rId9j0munodkx2hjvlupnddo">
         <w:r>
           <w:rPr>
             <w:rStyle w:val="Hyperlink"/>
@@ -16653,7 +16653,7 @@
         </w:rPr>
         <w:t xml:space="preserve">出處：</w:t>
       </w:r>
-      <w:hyperlink w:history="1" r:id="rIdkmju3ht8he5mwhx5laxic">
+      <w:hyperlink w:history="1" r:id="rIddct1xkzesa6lzy2mqi3br">
         <w:r>
           <w:rPr>
             <w:rStyle w:val="Hyperlink"/>
@@ -16729,7 +16729,7 @@
         </w:rPr>
         <w:t xml:space="preserve">出處：</w:t>
       </w:r>
-      <w:hyperlink w:history="1" r:id="rIdrdy2wq39982tak9qcnm_p">
+      <w:hyperlink w:history="1" r:id="rIdoda7w1bkr5augo-bgpgpu">
         <w:r>
           <w:rPr>
             <w:rStyle w:val="Hyperlink"/>
@@ -16821,7 +16821,7 @@
         </w:rPr>
         <w:t xml:space="preserve">出處：</w:t>
       </w:r>
-      <w:hyperlink w:history="1" r:id="rIdrehfxswqbychnz1xgh4gr">
+      <w:hyperlink w:history="1" r:id="rIdkkgpsq-kkqbe8f21ngsde">
         <w:r>
           <w:rPr>
             <w:rStyle w:val="Hyperlink"/>
@@ -16897,7 +16897,7 @@
         </w:rPr>
         <w:t xml:space="preserve">出處：</w:t>
       </w:r>
-      <w:hyperlink w:history="1" r:id="rIduwrg3scunwuul9lqpu9ap">
+      <w:hyperlink w:history="1" r:id="rIdovkopdvm93_n2rid7ccty">
         <w:r>
           <w:rPr>
             <w:rStyle w:val="Hyperlink"/>
@@ -16973,7 +16973,7 @@
         </w:rPr>
         <w:t xml:space="preserve">出處：</w:t>
       </w:r>
-      <w:hyperlink w:history="1" r:id="rIdvefvwvcerico-vdtffiyx">
+      <w:hyperlink w:history="1" r:id="rIdvdsdgmoqqplwzdx2os5ih">
         <w:r>
           <w:rPr>
             <w:rStyle w:val="Hyperlink"/>
@@ -17049,7 +17049,7 @@
         </w:rPr>
         <w:t xml:space="preserve">出處：</w:t>
       </w:r>
-      <w:hyperlink w:history="1" r:id="rId-wzhks2uow_za2kasc3uo">
+      <w:hyperlink w:history="1" r:id="rIdh-a7_rx7ooczudpntekwk">
         <w:r>
           <w:rPr>
             <w:rStyle w:val="Hyperlink"/>
@@ -17125,7 +17125,7 @@
         </w:rPr>
         <w:t xml:space="preserve">出處：</w:t>
       </w:r>
-      <w:hyperlink w:history="1" r:id="rIdur-5tzcnitsonotdnosnn">
+      <w:hyperlink w:history="1" r:id="rIdoh2fwnkigahp_hbdx4jg3">
         <w:r>
           <w:rPr>
             <w:rStyle w:val="Hyperlink"/>
@@ -17201,7 +17201,7 @@
         </w:rPr>
         <w:t xml:space="preserve">出處：</w:t>
       </w:r>
-      <w:hyperlink w:history="1" r:id="rIdg1qvvuhnfbzj812ac0dwe">
+      <w:hyperlink w:history="1" r:id="rIdzf8mlvcyysicaue7kotib">
         <w:r>
           <w:rPr>
             <w:rStyle w:val="Hyperlink"/>
@@ -17277,7 +17277,7 @@
         </w:rPr>
         <w:t xml:space="preserve">出處：</w:t>
       </w:r>
-      <w:hyperlink w:history="1" r:id="rId5jqau5jwr-bvusmqvsqz6">
+      <w:hyperlink w:history="1" r:id="rIdvjvnvtrvoupwevd7jk_96">
         <w:r>
           <w:rPr>
             <w:rStyle w:val="Hyperlink"/>
@@ -17353,7 +17353,7 @@
         </w:rPr>
         <w:t xml:space="preserve">出處：</w:t>
       </w:r>
-      <w:hyperlink w:history="1" r:id="rIdlm4wh9n2zjkeirfxqvhvz">
+      <w:hyperlink w:history="1" r:id="rIdcukttx2ep6ultfckp24gp">
         <w:r>
           <w:rPr>
             <w:rStyle w:val="Hyperlink"/>
@@ -17429,7 +17429,7 @@
         </w:rPr>
         <w:t xml:space="preserve">出處：</w:t>
       </w:r>
-      <w:hyperlink w:history="1" r:id="rIdktnxznqh3nmbkih5zlx6e">
+      <w:hyperlink w:history="1" r:id="rIdmjhf-bsra9tygvylhksxp">
         <w:r>
           <w:rPr>
             <w:rStyle w:val="Hyperlink"/>
@@ -17505,7 +17505,7 @@
         </w:rPr>
         <w:t xml:space="preserve">出處：</w:t>
       </w:r>
-      <w:hyperlink w:history="1" r:id="rIdd8qq0sxa-qbmrgrmobfrk">
+      <w:hyperlink w:history="1" r:id="rIdv6dnarwuspykrcmhz4tex">
         <w:r>
           <w:rPr>
             <w:rStyle w:val="Hyperlink"/>
@@ -17581,7 +17581,7 @@
         </w:rPr>
         <w:t xml:space="preserve">出處：</w:t>
       </w:r>
-      <w:hyperlink w:history="1" r:id="rIdl8x9bnbirwtzgcz3wfhac">
+      <w:hyperlink w:history="1" r:id="rIdjo3wuapnpuiwxuigwjybf">
         <w:r>
           <w:rPr>
             <w:rStyle w:val="Hyperlink"/>
@@ -17657,7 +17657,7 @@
         </w:rPr>
         <w:t xml:space="preserve">出處：</w:t>
       </w:r>
-      <w:hyperlink w:history="1" r:id="rIdccg7eyzabxhdgblt_2wbn">
+      <w:hyperlink w:history="1" r:id="rIdq2fje-d2ynq70hrczuc6c">
         <w:r>
           <w:rPr>
             <w:rStyle w:val="Hyperlink"/>
@@ -17733,7 +17733,7 @@
         </w:rPr>
         <w:t xml:space="preserve">出處：</w:t>
       </w:r>
-      <w:hyperlink w:history="1" r:id="rIdjwjsmacxs6q8ijkh2s0vq">
+      <w:hyperlink w:history="1" r:id="rIdtu2afntykuhrbeqk1y8rz">
         <w:r>
           <w:rPr>
             <w:rStyle w:val="Hyperlink"/>
@@ -17809,7 +17809,7 @@
         </w:rPr>
         <w:t xml:space="preserve">出處：</w:t>
       </w:r>
-      <w:hyperlink w:history="1" r:id="rIdnatfia-sopunwa7409b7d">
+      <w:hyperlink w:history="1" r:id="rIdr6lopzzfwjwgtshqh2vse">
         <w:r>
           <w:rPr>
             <w:rStyle w:val="Hyperlink"/>
@@ -17885,7 +17885,7 @@
         </w:rPr>
         <w:t xml:space="preserve">出處：</w:t>
       </w:r>
-      <w:hyperlink w:history="1" r:id="rIdbache455jrplbjrsbvoz-">
+      <w:hyperlink w:history="1" r:id="rIdov_wx6peiareecq8_p2su">
         <w:r>
           <w:rPr>
             <w:rStyle w:val="Hyperlink"/>
@@ -17961,7 +17961,7 @@
         </w:rPr>
         <w:t xml:space="preserve">出處：</w:t>
       </w:r>
-      <w:hyperlink w:history="1" r:id="rIdqeer6iptuekg8sj8rtpiv">
+      <w:hyperlink w:history="1" r:id="rIdfi1zo_ae4zx3wygefqg1r">
         <w:r>
           <w:rPr>
             <w:rStyle w:val="Hyperlink"/>
@@ -18037,7 +18037,7 @@
         </w:rPr>
         <w:t xml:space="preserve">出處：</w:t>
       </w:r>
-      <w:hyperlink w:history="1" r:id="rIdl1jg2svjcyxgc2lwrm4nl">
+      <w:hyperlink w:history="1" r:id="rIdcm3fb5lmlkcngbncbovnl">
         <w:r>
           <w:rPr>
             <w:rStyle w:val="Hyperlink"/>
@@ -18113,7 +18113,7 @@
         </w:rPr>
         <w:t xml:space="preserve">出處：</w:t>
       </w:r>
-      <w:hyperlink w:history="1" r:id="rIdykjecvu-uglkb8yyt_uqu">
+      <w:hyperlink w:history="1" r:id="rIdkkhujtcyn5ylxxkx3snjf">
         <w:r>
           <w:rPr>
             <w:rStyle w:val="Hyperlink"/>
@@ -18189,7 +18189,7 @@
         </w:rPr>
         <w:t xml:space="preserve">出處：</w:t>
       </w:r>
-      <w:hyperlink w:history="1" r:id="rIdfiugutjxblkdz-o-vern-">
+      <w:hyperlink w:history="1" r:id="rIdcbeqnh2ephb6v3aaqxssp">
         <w:r>
           <w:rPr>
             <w:rStyle w:val="Hyperlink"/>
@@ -18265,7 +18265,7 @@
         </w:rPr>
         <w:t xml:space="preserve">出處：</w:t>
       </w:r>
-      <w:hyperlink w:history="1" r:id="rIdxbnxzv9fbjam2bmorafvz">
+      <w:hyperlink w:history="1" r:id="rIdehejn4wb2srochvd9zlz5">
         <w:r>
           <w:rPr>
             <w:rStyle w:val="Hyperlink"/>
@@ -18341,7 +18341,7 @@
         </w:rPr>
         <w:t xml:space="preserve">出處：</w:t>
       </w:r>
-      <w:hyperlink w:history="1" r:id="rIdo2un5et4lu_3lddu3k_fu">
+      <w:hyperlink w:history="1" r:id="rIdenv5vjyuptua2git1zfcm">
         <w:r>
           <w:rPr>
             <w:rStyle w:val="Hyperlink"/>
@@ -18417,7 +18417,7 @@
         </w:rPr>
         <w:t xml:space="preserve">出處：</w:t>
       </w:r>
-      <w:hyperlink w:history="1" r:id="rIdyy09cyzztyea7yxxcnqmc">
+      <w:hyperlink w:history="1" r:id="rIdc1jooe2hy_ukg1jskopda">
         <w:r>
           <w:rPr>
             <w:rStyle w:val="Hyperlink"/>
@@ -18493,7 +18493,7 @@
         </w:rPr>
         <w:t xml:space="preserve">出處：</w:t>
       </w:r>
-      <w:hyperlink w:history="1" r:id="rIdsmlpxav6-xohlhcjzfwny">
+      <w:hyperlink w:history="1" r:id="rIdanjke3dns_5manvortjj7">
         <w:r>
           <w:rPr>
             <w:rStyle w:val="Hyperlink"/>
@@ -18569,7 +18569,7 @@
         </w:rPr>
         <w:t xml:space="preserve">出處：</w:t>
       </w:r>
-      <w:hyperlink w:history="1" r:id="rIddg-qt3db7ipupb10ustvb">
+      <w:hyperlink w:history="1" r:id="rIdrf281gydsmm83bkif4vnw">
         <w:r>
           <w:rPr>
             <w:rStyle w:val="Hyperlink"/>
@@ -18661,7 +18661,7 @@
         </w:rPr>
         <w:t xml:space="preserve">出處：</w:t>
       </w:r>
-      <w:hyperlink w:history="1" r:id="rIdv0hb7thxkf_aolfuj4bub">
+      <w:hyperlink w:history="1" r:id="rIdhrcli6xnd7q0imdz_yelt">
         <w:r>
           <w:rPr>
             <w:rStyle w:val="Hyperlink"/>
@@ -18737,7 +18737,7 @@
         </w:rPr>
         <w:t xml:space="preserve">出處：</w:t>
       </w:r>
-      <w:hyperlink w:history="1" r:id="rIdg5-3pnwfmnhp3y-t4cdrt">
+      <w:hyperlink w:history="1" r:id="rIdrqolv_vzoraycnaizbmy3">
         <w:r>
           <w:rPr>
             <w:rStyle w:val="Hyperlink"/>
@@ -18813,7 +18813,7 @@
         </w:rPr>
         <w:t xml:space="preserve">出處：</w:t>
       </w:r>
-      <w:hyperlink w:history="1" r:id="rId4wfshvudjcqlw7toewt9a">
+      <w:hyperlink w:history="1" r:id="rIdfbflv37t_zjrk0pfogn8j">
         <w:r>
           <w:rPr>
             <w:rStyle w:val="Hyperlink"/>
@@ -18889,7 +18889,7 @@
         </w:rPr>
         <w:t xml:space="preserve">出處：</w:t>
       </w:r>
-      <w:hyperlink w:history="1" r:id="rIdch1df4qj8c9qxehy1nyws">
+      <w:hyperlink w:history="1" r:id="rIdxhptpwft0l8b71dovyqzp">
         <w:r>
           <w:rPr>
             <w:rStyle w:val="Hyperlink"/>
@@ -18965,7 +18965,7 @@
         </w:rPr>
         <w:t xml:space="preserve">出處：</w:t>
       </w:r>
-      <w:hyperlink w:history="1" r:id="rIduolejs0ylra7466ztwuxh">
+      <w:hyperlink w:history="1" r:id="rIdyaispjwswndtd74mo8kai">
         <w:r>
           <w:rPr>
             <w:rStyle w:val="Hyperlink"/>
@@ -19041,7 +19041,7 @@
         </w:rPr>
         <w:t xml:space="preserve">出處：</w:t>
       </w:r>
-      <w:hyperlink w:history="1" r:id="rIdmwgu2k29ev-qz7o1jfel2">
+      <w:hyperlink w:history="1" r:id="rId42x823i2nhrmsppuyhwwd">
         <w:r>
           <w:rPr>
             <w:rStyle w:val="Hyperlink"/>
@@ -19117,7 +19117,7 @@
         </w:rPr>
         <w:t xml:space="preserve">出處：</w:t>
       </w:r>
-      <w:hyperlink w:history="1" r:id="rIdrmrj4pco16ub1xmchuyjn">
+      <w:hyperlink w:history="1" r:id="rIdkmqb0j7dlg_vb5alqz8um">
         <w:r>
           <w:rPr>
             <w:rStyle w:val="Hyperlink"/>
@@ -19193,7 +19193,7 @@
         </w:rPr>
         <w:t xml:space="preserve">出處：</w:t>
       </w:r>
-      <w:hyperlink w:history="1" r:id="rIdldxepa_n0gmrbz9qrveke">
+      <w:hyperlink w:history="1" r:id="rIdik7pmb5lsezrfc2mfgxho">
         <w:r>
           <w:rPr>
             <w:rStyle w:val="Hyperlink"/>
@@ -19269,7 +19269,7 @@
         </w:rPr>
         <w:t xml:space="preserve">出處：</w:t>
       </w:r>
-      <w:hyperlink w:history="1" r:id="rId-mmpur1l50xghqmvc1oei">
+      <w:hyperlink w:history="1" r:id="rIdeexdsqs2rhbuoxrtozbh-">
         <w:r>
           <w:rPr>
             <w:rStyle w:val="Hyperlink"/>
@@ -19345,7 +19345,7 @@
         </w:rPr>
         <w:t xml:space="preserve">出處：</w:t>
       </w:r>
-      <w:hyperlink w:history="1" r:id="rIdgunb_z-bq-hg4vikd9q1m">
+      <w:hyperlink w:history="1" r:id="rId-kj7wku5mkhadb1rl2bgu">
         <w:r>
           <w:rPr>
             <w:rStyle w:val="Hyperlink"/>
@@ -19421,7 +19421,7 @@
         </w:rPr>
         <w:t xml:space="preserve">出處：</w:t>
       </w:r>
-      <w:hyperlink w:history="1" r:id="rIdr5kn18kepympqfb--y0hx">
+      <w:hyperlink w:history="1" r:id="rIdfdvvc66upfn6wh7ndyu-4">
         <w:r>
           <w:rPr>
             <w:rStyle w:val="Hyperlink"/>
@@ -19497,7 +19497,7 @@
         </w:rPr>
         <w:t xml:space="preserve">出處：</w:t>
       </w:r>
-      <w:hyperlink w:history="1" r:id="rIdpy1cllvpsxndcpehh4ony">
+      <w:hyperlink w:history="1" r:id="rIdurhjoqozmwkx1nklnet3r">
         <w:r>
           <w:rPr>
             <w:rStyle w:val="Hyperlink"/>
@@ -19573,7 +19573,7 @@
         </w:rPr>
         <w:t xml:space="preserve">出處：</w:t>
       </w:r>
-      <w:hyperlink w:history="1" r:id="rIdaertlgukvfpffs62yvnnm">
+      <w:hyperlink w:history="1" r:id="rIde2oq0rzh0shxqr9iawehx">
         <w:r>
           <w:rPr>
             <w:rStyle w:val="Hyperlink"/>
@@ -19649,7 +19649,7 @@
         </w:rPr>
         <w:t xml:space="preserve">出處：</w:t>
       </w:r>
-      <w:hyperlink w:history="1" r:id="rIdopllrb3tya3hkaepwjvin">
+      <w:hyperlink w:history="1" r:id="rIdn55qfs2nq_kds0dr6rz2x">
         <w:r>
           <w:rPr>
             <w:rStyle w:val="Hyperlink"/>
@@ -19725,7 +19725,7 @@
         </w:rPr>
         <w:t xml:space="preserve">出處：</w:t>
       </w:r>
-      <w:hyperlink w:history="1" r:id="rIdo2bhoy_tvlnble1iwnxi3">
+      <w:hyperlink w:history="1" r:id="rIdx-yraogpja2bfuxdzrsao">
         <w:r>
           <w:rPr>
             <w:rStyle w:val="Hyperlink"/>
@@ -19801,7 +19801,7 @@
         </w:rPr>
         <w:t xml:space="preserve">出處：</w:t>
       </w:r>
-      <w:hyperlink w:history="1" r:id="rIdyi0-6c3ija9t9jiaa04xm">
+      <w:hyperlink w:history="1" r:id="rIdv1m5uaxgz2wppos54kjsx">
         <w:r>
           <w:rPr>
             <w:rStyle w:val="Hyperlink"/>
@@ -19877,7 +19877,7 @@
         </w:rPr>
         <w:t xml:space="preserve">出處：</w:t>
       </w:r>
-      <w:hyperlink w:history="1" r:id="rId6b8u32zcfvyp2seibnixy">
+      <w:hyperlink w:history="1" r:id="rIdarwkikasswv2ipvyo3atk">
         <w:r>
           <w:rPr>
             <w:rStyle w:val="Hyperlink"/>
